--- a/08_Записка/Пояснительная_записка.docx
+++ b/08_Записка/Пояснительная_записка.docx
@@ -681,7 +681,7 @@
           <w:lang w:val="ru-RU"/>
         </w:rPr>
         <w:tab/>
-        <w:t>13</w:t>
+        <w:t>12</w:t>
       </w:r>
     </w:p>
     <w:p>
@@ -709,7 +709,7 @@
           <w:lang w:val="ru-RU"/>
         </w:rPr>
         <w:tab/>
-        <w:t>15</w:t>
+        <w:t>14</w:t>
       </w:r>
     </w:p>
     <w:p>
@@ -737,7 +737,7 @@
           <w:lang w:val="ru-RU"/>
         </w:rPr>
         <w:tab/>
-        <w:t>18</w:t>
+        <w:t>17</w:t>
       </w:r>
     </w:p>
     <w:p>
@@ -765,7 +765,7 @@
           <w:lang w:val="ru-RU"/>
         </w:rPr>
         <w:tab/>
-        <w:t>20</w:t>
+        <w:t>19</w:t>
       </w:r>
     </w:p>
     <w:p>
@@ -793,7 +793,7 @@
           <w:lang w:val="ru-RU"/>
         </w:rPr>
         <w:tab/>
-        <w:t>21</w:t>
+        <w:t>20</w:t>
       </w:r>
     </w:p>
     <w:p>
@@ -821,7 +821,7 @@
           <w:lang w:val="ru-RU"/>
         </w:rPr>
         <w:tab/>
-        <w:t>22</w:t>
+        <w:t>21</w:t>
       </w:r>
     </w:p>
     <w:p>
@@ -849,7 +849,7 @@
           <w:lang w:val="ru-RU"/>
         </w:rPr>
         <w:tab/>
-        <w:t>23</w:t>
+        <w:t>22</w:t>
       </w:r>
     </w:p>
     <w:p>
@@ -877,7 +877,7 @@
           <w:lang w:val="ru-RU"/>
         </w:rPr>
         <w:tab/>
-        <w:t>27</w:t>
+        <w:t>26</w:t>
       </w:r>
     </w:p>
     <w:p>
@@ -905,7 +905,7 @@
           <w:lang w:val="ru-RU"/>
         </w:rPr>
         <w:tab/>
-        <w:t>28</w:t>
+        <w:t>27</w:t>
       </w:r>
     </w:p>
     <w:p>
@@ -933,7 +933,7 @@
           <w:lang w:val="ru-RU"/>
         </w:rPr>
         <w:tab/>
-        <w:t>29</w:t>
+        <w:t>28</w:t>
       </w:r>
     </w:p>
     <w:p>
@@ -961,7 +961,7 @@
           <w:lang w:val="ru-RU"/>
         </w:rPr>
         <w:tab/>
-        <w:t>30</w:t>
+        <w:t>29</w:t>
       </w:r>
     </w:p>
     <w:p>
@@ -989,7 +989,7 @@
           <w:lang w:val="ru-RU"/>
         </w:rPr>
         <w:tab/>
-        <w:t>31</w:t>
+        <w:t>30</w:t>
       </w:r>
     </w:p>
     <w:p>
@@ -1474,7 +1474,7 @@
       <w:r>
         <w:drawing>
           <wp:inline xmlns:a="http://schemas.openxmlformats.org/drawingml/2006/main" xmlns:pic="http://schemas.openxmlformats.org/drawingml/2006/picture">
-            <wp:extent cx="6300470" cy="2931795"/>
+            <wp:extent cx="6300470" cy="2975519"/>
             <wp:docPr id="2" name="Picture 2"/>
             <wp:cNvGraphicFramePr>
               <a:graphicFrameLocks noChangeAspect="1"/>
@@ -1495,7 +1495,7 @@
                   <pic:spPr>
                     <a:xfrm>
                       <a:off x="0" y="0"/>
-                      <a:ext cx="6300470" cy="2931795"/>
+                      <a:ext cx="6300470" cy="2975519"/>
                     </a:xfrm>
                     <a:prstGeom prst="rect"/>
                   </pic:spPr>
@@ -1741,7 +1741,7 @@
       <w:r>
         <w:drawing>
           <wp:inline xmlns:a="http://schemas.openxmlformats.org/drawingml/2006/main" xmlns:pic="http://schemas.openxmlformats.org/drawingml/2006/picture">
-            <wp:extent cx="6300470" cy="4211604"/>
+            <wp:extent cx="6300470" cy="3711860"/>
             <wp:docPr id="3" name="Picture 3"/>
             <wp:cNvGraphicFramePr>
               <a:graphicFrameLocks noChangeAspect="1"/>
@@ -1762,7 +1762,7 @@
                   <pic:spPr>
                     <a:xfrm>
                       <a:off x="0" y="0"/>
-                      <a:ext cx="6300470" cy="4211604"/>
+                      <a:ext cx="6300470" cy="3711860"/>
                     </a:xfrm>
                     <a:prstGeom prst="rect"/>
                   </pic:spPr>
@@ -3137,7 +3137,7 @@
       <w:r>
         <w:drawing>
           <wp:inline xmlns:a="http://schemas.openxmlformats.org/drawingml/2006/main" xmlns:pic="http://schemas.openxmlformats.org/drawingml/2006/picture">
-            <wp:extent cx="6300470" cy="3849162"/>
+            <wp:extent cx="6300470" cy="3331951"/>
             <wp:docPr id="4" name="Picture 4"/>
             <wp:cNvGraphicFramePr>
               <a:graphicFrameLocks noChangeAspect="1"/>
@@ -3158,7 +3158,7 @@
                   <pic:spPr>
                     <a:xfrm>
                       <a:off x="0" y="0"/>
-                      <a:ext cx="6300470" cy="3849162"/>
+                      <a:ext cx="6300470" cy="3331951"/>
                     </a:xfrm>
                     <a:prstGeom prst="rect"/>
                   </pic:spPr>
@@ -3195,7 +3195,7 @@
       <w:r>
         <w:drawing>
           <wp:inline xmlns:a="http://schemas.openxmlformats.org/drawingml/2006/main" xmlns:pic="http://schemas.openxmlformats.org/drawingml/2006/picture">
-            <wp:extent cx="6300470" cy="3745592"/>
+            <wp:extent cx="6300470" cy="3452054"/>
             <wp:docPr id="5" name="Picture 5"/>
             <wp:cNvGraphicFramePr>
               <a:graphicFrameLocks noChangeAspect="1"/>
@@ -3216,7 +3216,7 @@
                   <pic:spPr>
                     <a:xfrm>
                       <a:off x="0" y="0"/>
-                      <a:ext cx="6300470" cy="3745592"/>
+                      <a:ext cx="6300470" cy="3452054"/>
                     </a:xfrm>
                     <a:prstGeom prst="rect"/>
                   </pic:spPr>
@@ -3377,7 +3377,7 @@
       <w:r>
         <w:drawing>
           <wp:inline xmlns:a="http://schemas.openxmlformats.org/drawingml/2006/main" xmlns:pic="http://schemas.openxmlformats.org/drawingml/2006/picture">
-            <wp:extent cx="6300470" cy="4280898"/>
+            <wp:extent cx="6300470" cy="3915053"/>
             <wp:docPr id="7" name="Picture 7"/>
             <wp:cNvGraphicFramePr>
               <a:graphicFrameLocks noChangeAspect="1"/>
@@ -3398,7 +3398,7 @@
                   <pic:spPr>
                     <a:xfrm>
                       <a:off x="0" y="0"/>
-                      <a:ext cx="6300470" cy="4280898"/>
+                      <a:ext cx="6300470" cy="3915053"/>
                     </a:xfrm>
                     <a:prstGeom prst="rect"/>
                   </pic:spPr>
@@ -4272,7 +4272,7 @@
       <w:r>
         <w:drawing>
           <wp:inline xmlns:a="http://schemas.openxmlformats.org/drawingml/2006/main" xmlns:pic="http://schemas.openxmlformats.org/drawingml/2006/picture">
-            <wp:extent cx="6300470" cy="3910427"/>
+            <wp:extent cx="6300470" cy="3474306"/>
             <wp:docPr id="8" name="Picture 8"/>
             <wp:cNvGraphicFramePr>
               <a:graphicFrameLocks noChangeAspect="1"/>
@@ -4293,7 +4293,7 @@
                   <pic:spPr>
                     <a:xfrm>
                       <a:off x="0" y="0"/>
-                      <a:ext cx="6300470" cy="3910427"/>
+                      <a:ext cx="6300470" cy="3474306"/>
                     </a:xfrm>
                     <a:prstGeom prst="rect"/>
                   </pic:spPr>
@@ -5038,7 +5038,7 @@
       <w:r>
         <w:drawing>
           <wp:inline xmlns:a="http://schemas.openxmlformats.org/drawingml/2006/main" xmlns:pic="http://schemas.openxmlformats.org/drawingml/2006/picture">
-            <wp:extent cx="6300470" cy="3719835"/>
+            <wp:extent cx="6300470" cy="3557092"/>
             <wp:docPr id="9" name="Picture 9"/>
             <wp:cNvGraphicFramePr>
               <a:graphicFrameLocks noChangeAspect="1"/>
@@ -5059,7 +5059,7 @@
                   <pic:spPr>
                     <a:xfrm>
                       <a:off x="0" y="0"/>
-                      <a:ext cx="6300470" cy="3719835"/>
+                      <a:ext cx="6300470" cy="3557092"/>
                     </a:xfrm>
                     <a:prstGeom prst="rect"/>
                   </pic:spPr>
@@ -5452,7 +5452,7 @@
       <w:r>
         <w:drawing>
           <wp:inline xmlns:a="http://schemas.openxmlformats.org/drawingml/2006/main" xmlns:pic="http://schemas.openxmlformats.org/drawingml/2006/picture">
-            <wp:extent cx="6300470" cy="3893549"/>
+            <wp:extent cx="6300470" cy="3487830"/>
             <wp:docPr id="11" name="Picture 11"/>
             <wp:cNvGraphicFramePr>
               <a:graphicFrameLocks noChangeAspect="1"/>
@@ -5473,7 +5473,7 @@
                   <pic:spPr>
                     <a:xfrm>
                       <a:off x="0" y="0"/>
-                      <a:ext cx="6300470" cy="3893549"/>
+                      <a:ext cx="6300470" cy="3487830"/>
                     </a:xfrm>
                     <a:prstGeom prst="rect"/>
                   </pic:spPr>

--- a/08_Записка/Пояснительная_записка.docx
+++ b/08_Записка/Пояснительная_записка.docx
@@ -4471,7 +4471,7 @@
           <w:sz w:val="24"/>
           <w:lang w:val="ru-RU"/>
         </w:rPr>
-        <w:t>Автоматизированная сортировка деталей требует согласованной работы сенсора, алгоритма принятия решений, механизма захвата и привода. Для учебного проекта особенно важно не ограничиваться анимацией перемещения манипулятора: решение должно связывать изображение сцены с оценкой положения объекта, проверять достижимость цели, исключать заведомо небезопасный путь и подтверждать результат независимым способом.</w:t>
+        <w:t>Для автоматической сортировки ячейка должна распознать деталь, выбрать цель, спланировать движение и проверить результат захвата. Одной анимации манипулятора недостаточно: по изображению нужно оценить положение объекта, проверить достижимость и безопасность пути, а после переноса — подтвердить укладку отдельным наблюдением.</w:t>
       </w:r>
     </w:p>
     <w:p>
@@ -4496,7 +4496,7 @@
           <w:sz w:val="24"/>
           <w:lang w:val="ru-RU"/>
         </w:rPr>
-        <w:t xml:space="preserve"> — программно моделируемая роботизированная ячейка для сортировки неподвижных объектов на столе. </w:t>
+        <w:t xml:space="preserve"> — программная модель роботизированной ячейки, сортирующей неподвижные объекты на столе. </w:t>
       </w:r>
       <w:r>
         <w:rPr>
@@ -4513,7 +4513,7 @@
           <w:sz w:val="24"/>
           <w:lang w:val="ru-RU"/>
         </w:rPr>
-        <w:t xml:space="preserve"> — методы распознавания цвета и положения, кинематические расчеты, планирование движения и организация цикла захвата и укладки в виртуальной среде.</w:t>
+        <w:t xml:space="preserve"> — распознавание цвета и положения объектов, кинематические расчеты, планирование движения и цикл захвата с укладкой в виртуальной среде.</w:t>
       </w:r>
     </w:p>
     <w:p>
@@ -4538,7 +4538,7 @@
           <w:sz w:val="24"/>
           <w:lang w:val="ru-RU"/>
         </w:rPr>
-        <w:t xml:space="preserve"> — разработать и исследовать в программной симуляции систему на базе манипулятора, которая получает наблюдения виртуальных RGB-камер, классифицирует однослойные объекты по цвету, захватывает доступные объекты и переносит их в соответствующие зоны, а при невозможности безопасного действия отказывается от него с фиксируемой причиной.</w:t>
+        <w:t xml:space="preserve"> — разработать и исследовать в программной симуляции систему сортировки на базе манипулятора. Система получает изображения виртуальных RGB-камер, классифицирует однослойные объекты, берет доступные детали и переносит их в соответствующие зоны. Если действие нельзя выполнить безопасно, контроллер отказывается от него и записывает причину.</w:t>
       </w:r>
     </w:p>
     <w:p>
@@ -4554,7 +4554,7 @@
           <w:sz w:val="24"/>
           <w:lang w:val="ru-RU"/>
         </w:rPr>
-        <w:t>Для достижения цели решены задачи: сформированы требования и архитектура ячейки; построена параметрическая модель четырехкоординатного манипулятора SCARA; выведены прямая и обратная кинематика; реализованы обнаружение объекта, классификация цвета и оценка положения по RGB-кадру; разработаны планировщик с проверкой ограничений и конечный автомат; выполнена интеграция с контактной физической моделью; проведены воспроизводимые виртуальные испытания и проанализированы их результаты.</w:t>
+        <w:t>Для достижения цели сформированы требования и архитектура ячейки, построена параметрическая модель четырехкоординатного SCARA-манипулятора и выведены прямая и обратная кинематика. Затем реализованы обнаружение объектов, классификация цвета и оценка положения по RGB-кадру, планировщик с проверкой ограничений и конечный автомат. Систему интегрировали с контактной физической моделью, после чего провели воспроизводимые виртуальные испытания и проанализировали их результаты.</w:t>
       </w:r>
     </w:p>
     <w:p>
@@ -4570,7 +4570,7 @@
           <w:sz w:val="24"/>
           <w:lang w:val="ru-RU"/>
         </w:rPr>
-        <w:t xml:space="preserve">Работа ограничена статичной настольной сценой, однослойными прямоугольными объектами трех известных целевых цветов и заранее заданными лотками. Физического прототипа нет. Поэтому далее различаются </w:t>
+        <w:t xml:space="preserve">В работе рассматривается статичная настольная сцена: прямоугольные объекты лежат в один слой, имеют один из трех целевых цветов и сортируются в заранее заданные лотки. Физического прототипа нет. Поэтому отдельно рассматриваются </w:t>
       </w:r>
       <w:r>
         <w:rPr>
@@ -4621,7 +4621,7 @@
           <w:sz w:val="24"/>
           <w:lang w:val="ru-RU"/>
         </w:rPr>
-        <w:t>, которая в проекте не проводилась.</w:t>
+        <w:t>, которую в рамках проекта не проводили.</w:t>
       </w:r>
     </w:p>
     <w:p>
@@ -4674,7 +4674,7 @@
           <w:sz w:val="24"/>
           <w:lang w:val="ru-RU"/>
         </w:rPr>
-        <w:t>В рабочую ячейку подаются объекты RED, GREEN и BLUE. Контроллер получает только публичные данные датчиков: новые RGB-кадры, собственные координаты суставов и разрешенные сигналы захвата. На основе изображения программное зрение формирует кандидатов, присваивает им класс и оценку позы. Для выбранного объекта проверяется допустимость захвата, выбирается свободная ячейка нужного лотка и до выдачи команд строится полный план цикла. После движения контроллер отдельно проверяет удержание и визуально подтверждает укладку.</w:t>
+        <w:t>В рабочей ячейке размещаются объекты классов RED, GREEN и BLUE. Контроллеру доступны только публичные данные: новые RGB-кадры, собственные координаты суставов и разрешенные сигналы захвата. Модуль зрения формирует по кадру список кандидатов, определяет класс и оценивает позу. Для выбранного объекта контроллер проверяет возможность захвата, резервирует свободный слот нужного лотка и до начала движения строит полный план цикла. После переноса он проверяет удержание и отдельно подтверждает укладку по изображению.</w:t>
       </w:r>
     </w:p>
     <w:p>
@@ -4690,7 +4690,7 @@
           <w:sz w:val="24"/>
           <w:lang w:val="ru-RU"/>
         </w:rPr>
-        <w:t>Полная функциональная цепочка имеет вид: инициализация → наблюдение → обнаружение и классификация → оценка положения → проверка достижимости и безопасности → выбор объекта и места → планирование → подход → захват → проверка удержания → перенос → отпускание → отход → проверка зоны и слота → следующий объект. Внутренний ground truth симулятора разрешен только независимому оценщику после действий контроллера; он не является входом управляющего алгоритма.</w:t>
+        <w:t>Рабочий цикл включает: инициализацию → наблюдение → обнаружение и классификацию → оценку положения → проверку достижимости и безопасности → выбор объекта и места → планирование → подход → захват → проверку удержания → перенос → отпускание → отход → проверку зоны и слота → переход к следующему объекту. Скрытый ground truth симулятора доступен только независимому оценщику после действий контроллера и не поступает в управляющий алгоритм.</w:t>
       </w:r>
     </w:p>
     <w:p>
@@ -4724,7 +4724,7 @@
           <w:sz w:val="24"/>
           <w:lang w:val="ru-RU"/>
         </w:rPr>
-        <w:t xml:space="preserve">В проекте не используется единое расплывчатое понятие «успешно». </w:t>
+        <w:t xml:space="preserve">В проекте различаются четыре исхода. </w:t>
       </w:r>
       <w:r>
         <w:rPr>
@@ -4741,7 +4741,7 @@
           <w:sz w:val="24"/>
           <w:lang w:val="ru-RU"/>
         </w:rPr>
-        <w:t xml:space="preserve"> означает, что независимый post-run evaluator подтвердил его фактическое расположение в правильном слоте. </w:t>
+        <w:t xml:space="preserve"> — независимый post-run evaluator подтвердил, что объект находится в правильном слоте. </w:t>
       </w:r>
       <w:r>
         <w:rPr>
@@ -4758,7 +4758,7 @@
           <w:sz w:val="24"/>
           <w:lang w:val="ru-RU"/>
         </w:rPr>
-        <w:t xml:space="preserve"> — терминальное состояние обработки набора; оно не гарантирует сортировку каждого объекта. </w:t>
+        <w:t xml:space="preserve"> означает, что обработка набора закончена, но не обязательно все объекты отсортированы. При </w:t>
       </w:r>
       <w:r>
         <w:rPr>
@@ -4767,15 +4767,15 @@
           <w:sz w:val="24"/>
           <w:lang w:val="ru-RU"/>
         </w:rPr>
-        <w:t>Безопасный отказ</w:t>
-      </w:r>
-      <w:r>
-        <w:rPr>
-          <w:rFonts w:ascii="Times New Roman" w:hAnsi="Times New Roman" w:eastAsia="Times New Roman" w:cs="Times New Roman"/>
-          <w:sz w:val="24"/>
-          <w:lang w:val="ru-RU"/>
-        </w:rPr>
-        <w:t xml:space="preserve"> — контроллер не выполняет неподтвержденное действие и фиксирует причину. </w:t>
+        <w:t>безопасном отказе</w:t>
+      </w:r>
+      <w:r>
+        <w:rPr>
+          <w:rFonts w:ascii="Times New Roman" w:hAnsi="Times New Roman" w:eastAsia="Times New Roman" w:cs="Times New Roman"/>
+          <w:sz w:val="24"/>
+          <w:lang w:val="ru-RU"/>
+        </w:rPr>
+        <w:t xml:space="preserve"> контроллер прекращает неподтвержденное действие и записывает причину. </w:t>
       </w:r>
       <w:r>
         <w:rPr>
@@ -4792,7 +4792,7 @@
           <w:sz w:val="24"/>
           <w:lang w:val="ru-RU"/>
         </w:rPr>
-        <w:t xml:space="preserve"> — неверный слот, столкновение, потеря объекта, нарушение лимита либо несоответствие исхода заранее заданному критерию.</w:t>
+        <w:t xml:space="preserve"> фиксируется при неверном слоте, столкновении, потере объекта, нарушении лимита или несоответствии результата заранее заданному критерию.</w:t>
       </w:r>
     </w:p>
     <w:p>
@@ -4808,7 +4808,7 @@
           <w:sz w:val="24"/>
           <w:lang w:val="ru-RU"/>
         </w:rPr>
-        <w:t>Главный приемочный критерий кампании M9 был зафиксирован до анализа результатов: не менее 27 полных партий из 30 в сценарии случайной смешанной партии V03. Дополнительно регистрировались верность цвета, число правильных укладок, неверные зоны, контактные эпизоды, нарушения суставных/силовых лимитов, длительность, путь и воспроизводимость. Численные требования не менялись после получения результатов.</w:t>
+        <w:t>До анализа результатов для кампании M9 установили главный приемочный критерий: не менее 27 полных партий из 30 в сценарии случайной смешанной партии V03. Также регистрировались правильность цветовой классификации и укладок, ошибки выбора зоны, контактные эпизоды, нарушения суставных и силовых лимитов, время, длина пути и воспроизводимость. После получения результатов критерии не меняли.</w:t>
       </w:r>
     </w:p>
     <w:p>
@@ -4861,7 +4861,7 @@
           <w:sz w:val="24"/>
           <w:lang w:val="ru-RU"/>
         </w:rPr>
-        <w:t xml:space="preserve">Архитектура состоит из параметрической MJCF-модели сцены, адаптеров виртуальных камер и суставных сигналов, модуля perception, кинематики, планировщика, контроллера FSM, конечных позиционных приводов MuJoCo и отдельного оценщика. Общие геометрические и аппаратно обусловленные значения хранятся в едином файле SSOT </w:t>
+        <w:t xml:space="preserve">Программная ячейка включает параметрическую MJCF-модель сцены, адаптеры виртуальных камер и суставных сигналов, модули perception и кинематики, планировщик, FSM, позиционные приводы MuJoCo и независимый оценщик. Геометрические и модельные параметры собраны в SSOT </w:t>
       </w:r>
       <w:r>
         <w:rPr>
@@ -4877,7 +4877,7 @@
           <w:sz w:val="24"/>
           <w:lang w:val="ru-RU"/>
         </w:rPr>
-        <w:t>; программные модули используют его как общую базу параметров, чтобы геометрия, код и модель не расходились [6].</w:t>
+        <w:t>. Общий источник позволяет использовать одни и те же значения в модели и программных модулях [6].</w:t>
       </w:r>
     </w:p>
     <w:p>
@@ -4893,7 +4893,7 @@
           <w:sz w:val="24"/>
           <w:lang w:val="ru-RU"/>
         </w:rPr>
-        <w:t>Публичный управляющий поток: генератор сцены → динамика и рендерер MuJoCo → CameraFrame → perception → FK/IK → планировщик → FSM → адаптер приводов → обновленное состояние физической модели. Обратная связь включает координаты суставов и разрешенные сигналы контакта. Отдельная ветвь evaluator получает скрытые метки, фактические позы, контакты и конечные зоны только после работы контроллера; этот поток используется для измерения качества и не возвращается в управление. Пассивный recorder сохраняет изображения и состояния для воспроизведения, но также не меняет команды.</w:t>
+        <w:t>Контур управления проходит от генератора сцены через динамику и рендерер MuJoCo к CameraFrame, perception, FK/IK, планировщику, FSM и адаптеру приводов; затем MuJoCo обновляет состояние модели. Контроллер получает координаты суставов и разрешенные сигналы контакта. После завершения его работы отдельный evaluator считывает скрытые метки, фактические позы, контакты и конечные зоны. Эти данные нужны для оценки, но не возвращаются в управление. Пассивный recorder сохраняет изображения и состояния для воспроизведения и не влияет на команды.</w:t>
       </w:r>
     </w:p>
     <w:p>
@@ -4988,7 +4988,7 @@
           <w:sz w:val="24"/>
           <w:lang w:val="ru-RU"/>
         </w:rPr>
-        <w:t>Принят стационарный SCARA типа R–R–P–R: два последовательных вращательных сустава задают положение рабочего органа в XY, вертикальный поступательный сустав задает высоту, а вращение запястья — плоскую ориентацию инструмента. Четыре координаты манипулятора достаточны для вертикального захвата и перемещения плоских объектов, но не предназначены для произвольной пространственной ориентации инструмента. Захват — параллельный двухпальцевый, пальцы симметрично связаны; им управляет одна координата. Таким образом, модель имеет четыре координаты руки и одну координату раскрытия захвата.</w:t>
+        <w:t>В проекте используется стационарный SCARA типа R–R–P–R. Два вращательных сустава задают положение рабочего органа в XY, поступательный сустав — высоту, а поворот запястья — ориентацию инструмента в плоскости. Четырех координат руки достаточно для вертикального захвата и переноса плоских деталей; произвольную ориентацию инструмента в пространстве эта схема не обеспечивает. Параллельный двухпальцевый захват имеет симметрично связанные пальцы и управляется одной координатой. Итого модель содержит четыре координаты руки и одну координату раскрытия захвата.</w:t>
       </w:r>
     </w:p>
     <w:p>
@@ -5004,7 +5004,7 @@
           <w:sz w:val="24"/>
           <w:lang w:val="ru-RU"/>
         </w:rPr>
-        <w:t>SCARA выбран для плоской рабочей зоны и возможности аналитически вывести IK [1]. Шарнирная рука с шестью осями добавила бы ненужные для плоской задачи степени свободы; декартова схема упростила бы позиционирование, но хуже раскрывала бы кинематику серийного манипулятора. Модель не представляет серийный промышленный привод и не содержит характеристик конкретных сервомоторов.</w:t>
+        <w:t>SCARA подходит для плоской рабочей зоны и позволяет аналитически вывести IK [1]. Шестиосевая шарнирная рука добавила бы степени свободы, не нужные для этой задачи. Декартова схема упростила бы позиционирование, но хуже показала бы кинематику последовательной руки. Модель не представляет промышленный привод и не задает характеристики конкретных сервомоторов.</w:t>
       </w:r>
     </w:p>
     <w:p>
@@ -5038,7 +5038,7 @@
           <w:sz w:val="24"/>
           <w:lang w:val="ru-RU"/>
         </w:rPr>
-        <w:t>Для сцены и контактной динамики используется MuJoCo 3.14.0, а контроллер, геометрия, perception и обработка результатов реализованы на Python 3.12.10. Модель описывается в открытом редактируемом формате MJCF; в ней заданы тела, сочленения, геометрия столкновений, позиционные актуаторы, датчики и виртуальные камеры [2]. Выбор позволяет выполнить съемку сцены и контактное взаимодействие в одной воспроизводимой программной среде.</w:t>
+        <w:t>Сцену и контактную динамику рассчитывает MuJoCo 3.14.0; контроллер, геометрия, perception и обработка результатов написаны на Python 3.12.10. MJCF-модель задает тела, сочленения, коллизионную геометрию, позиционные актуаторы, датчики и виртуальные камеры [2]. MuJoCo позволяет получать изображения сцены и моделировать контакт в одной воспроизводимой среде.</w:t>
       </w:r>
     </w:p>
     <w:p>
@@ -5054,7 +5054,7 @@
           <w:sz w:val="24"/>
           <w:lang w:val="ru-RU"/>
         </w:rPr>
-        <w:t>На раннем этапе предусматривалась одна верхняя камера. При интеграции полного цикла добавлена вторая публичная камера для проверки места укладки: рука могла закрывать область лотков основному ракурсу. Изменение зафиксировано в версии M7 SSOT и не дает контроллеру доступа к ground truth. Отдельная электрическая схема в состав работы не включена: проект является программной моделью и физическая электроника не проектировалась.</w:t>
+        <w:t>В первой версии использовалась одна верхняя камера. При испытании полного цикла рука перекрывала ей часть лотков, поэтому в M7 добавили вторую публичную камеру для проверки укладки. Это изменение внесено в SSOT; доступ контроллера к ground truth не изменился. Электрическую схему не разрабатывали: проект ограничен программной моделью и не включает физическую электронику.</w:t>
       </w:r>
     </w:p>
     <w:p>
@@ -5103,6 +5103,14 @@
       </w:pPr>
       <w:r>
         <w:rPr>
+          <w:rFonts w:ascii="Times New Roman" w:hAnsi="Times New Roman" w:eastAsia="Times New Roman" w:cs="Times New Roman"/>
+          <w:sz w:val="24"/>
+          <w:lang w:val="ru-RU"/>
+        </w:rPr>
+        <w:t xml:space="preserve">Начало координат </w:t>
+      </w:r>
+      <w:r>
+        <w:rPr>
           <w:rFonts w:ascii="Consolas" w:hAnsi="Consolas" w:eastAsia="Consolas" w:cs="Consolas"/>
           <w:sz w:val="24"/>
           <w:lang w:val="ru-RU"/>
@@ -5131,7 +5139,7 @@
           <w:sz w:val="24"/>
           <w:lang w:val="ru-RU"/>
         </w:rPr>
-        <w:t xml:space="preserve"> совпадают в XY-нуле основания на поверхности стола. Система правосторонняя: +X направлена вправо, +Y — от фронтального края стола к дальней стороне, +Z — вверх. Внутренние единицы — метры, радианы, секунды, килограммы и ньютоны в системе СИ [4]. Однородное преобразование </w:t>
+        <w:t xml:space="preserve"> совпадает с XY-нулем основания на поверхности стола. Система правосторонняя: +X направлена вправо, +Y — от переднего края стола, +Z — вверх. Все величины задаются в единицах СИ: метрах, радианах, секундах, килограммах и ньютонах [4]. Преобразование </w:t>
       </w:r>
       <w:r>
         <w:rPr>
@@ -5163,7 +5171,7 @@
           <w:sz w:val="24"/>
           <w:lang w:val="ru-RU"/>
         </w:rPr>
-        <w:t>. Векторы камеры OpenCV имеют оси X вправо, Y вниз, Z вперед; преобразование камеры в мировую систему выполняется адаптером, а не неявным переиспользованием координат.</w:t>
+        <w:t>. В OpenCV оси камеры направлены так: X — вправо, Y — вниз, Z — вперед. Адаптер камеры преобразует их в мировую систему координат.</w:t>
       </w:r>
     </w:p>
     <w:p>
@@ -5258,7 +5266,7 @@
           <w:sz w:val="24"/>
           <w:lang w:val="ru-RU"/>
         </w:rPr>
-        <w:t>Основные геометрические параметры приведены в таблице 3.1 и взяты из итогового SSOT M7-v1.8 [6]. Суставные диапазоны описывают виртуальную модель и не трактуются как измеренные характеристики реального манипулятора.</w:t>
+        <w:t>В таблице 3.1 собраны геометрические параметры итоговой конфигурации SSOT M7-v1.8 [6]. Диапазоны суставов относятся к виртуальной модели; их нельзя считать измеренными характеристиками реального манипулятора.</w:t>
       </w:r>
     </w:p>
     <w:p>
@@ -6562,7 +6570,7 @@
           <w:sz w:val="24"/>
           <w:lang w:val="ru-RU"/>
         </w:rPr>
-        <w:t>В модели предусмотрены две детали каждого целевого класса, всего шесть объектов. Входная область имеет размер 0,240 × 0,160 м. В окончательной конфигурации M7-v1.8 наружный размер каждого цветового лотка равен 0,184 × 0,160 м; в каждом заданы три слота с шагом 32 мм по X, всего девять мест [6]. Центры областей заданы относительно BASE: вход — (0; −0,250) м, лоток RED — (−0,220; 0,210) м, GREEN — (0; 0,300) м, BLUE — (0,220; 0,210) м. Итоговая схема ячейки показана на виде сверху и изометрии.</w:t>
+        <w:t>В модели находятся две детали каждого целевого класса — всего шесть объектов. Входная область занимает 0,240 × 0,160 м. В конфигурации M7-v1.8 каждый цветовой лоток имеет наружный размер 0,184 × 0,160 м и три слота с шагом 32 мм по X; всего предусмотрено девять мест [6]. Центры областей заданы относительно BASE: вход — (0; −0,250) м, лоток RED — (−0,220; 0,210) м, GREEN — (0; 0,300) м, BLUE — (0,220; 0,210) м. Их расположение показано на виде сверху и изометрии.</w:t>
       </w:r>
     </w:p>
     <w:p>
@@ -6779,7 +6787,7 @@
           <w:sz w:val="24"/>
           <w:lang w:val="ru-RU"/>
         </w:rPr>
-        <w:t xml:space="preserve">Объекты моделируются твердыми параллелепипедами из изотропного PLA. Для расчета номинальной массы используется плотность 1240 кг/м³ из технического листа материала [5]; преобразование единиц выполнено в СИ [4]. Например, объем объекта составляет </w:t>
+        <w:t xml:space="preserve">Каждый объект представлен твердым параллелепипедом из изотропного PLA. Для оценки его номинальной массы взята плотность 1240 кг/м³ из технического листа материала [5]; единицы приведены к СИ [4]. При размерах 0,028 × 0,028 × 0,016 м объем равен </w:t>
       </w:r>
       <w:r>
         <w:rPr>
@@ -6787,15 +6795,15 @@
           <w:sz w:val="24"/>
           <w:lang w:val="ru-RU"/>
         </w:rPr>
-        <w:t>0,028 × 0,028 × 0,016 = 1,2544·10⁻⁵ м³</w:t>
-      </w:r>
-      <w:r>
-        <w:rPr>
-          <w:rFonts w:ascii="Times New Roman" w:hAnsi="Times New Roman" w:eastAsia="Times New Roman" w:cs="Times New Roman"/>
-          <w:sz w:val="24"/>
-          <w:lang w:val="ru-RU"/>
-        </w:rPr>
-        <w:t>, расчетная масса — приблизительно 0,01555 кг. Пористость, направление печатных слоев и вариация заполнения не моделируются. Для звеньев аналогично заданы расчетные массы и моменты инерции из геометрии оболочек модели; это параметры симуляции, а не паспортные свойства изготовленного устройства.</w:t>
+        <w:t>1,2544·10⁻⁵ м³</w:t>
+      </w:r>
+      <w:r>
+        <w:rPr>
+          <w:rFonts w:ascii="Times New Roman" w:hAnsi="Times New Roman" w:eastAsia="Times New Roman" w:cs="Times New Roman"/>
+          <w:sz w:val="24"/>
+          <w:lang w:val="ru-RU"/>
+        </w:rPr>
+        <w:t>, расчетная масса — около 0,01555 кг. Пористость, ориентация слоев и разброс заполнения не моделируются. Массы и моменты инерции звеньев также рассчитаны по геометрии их оболочек. Это параметры симуляции, а не паспортные характеристики изготовленного устройства.</w:t>
       </w:r>
     </w:p>
     <w:p>
@@ -6811,7 +6819,7 @@
           <w:sz w:val="24"/>
           <w:lang w:val="ru-RU"/>
         </w:rPr>
-        <w:t>Захват основан на контакте двух пальцев с объектом, а не на мгновенном присоединении или телепортации. Конечный position actuator закрывает пальцы, после чего объект должен удерживаться трением при пробном подъеме и переносе. Модель задает суммарную обобщенную силу захвата 1,2 Н, по 0,6 Н на палец, и коэффициенты контактного трения; эти числа являются параметрами виртуального контактного решателя. MuJoCo моделирует контакт, но качество результата зависит от разрешения модели, шага интегрирования и выбранных параметров решателя [2].</w:t>
+        <w:t>Пальцы захватывают объект за счет контакта и трения: модель не присоединяет его мгновенно и не переносит телепортацией. Позиционный актуатор смыкает пальцы; затем при пробном подъеме и переносе объект должен удерживаться трением. Суммарная обобщенная сила захвата задана равной 1,2 Н — по 0,6 Н на палец. Вместе с ней заданы коэффициенты контактного трения. Эти значения относятся к виртуальному решателю MuJoCo, а исход контакта зависит от разрешения модели, шага интегрирования и параметров решателя [2].</w:t>
       </w:r>
     </w:p>
     <w:p>
@@ -6888,7 +6896,7 @@
           <w:sz w:val="24"/>
           <w:lang w:val="ru-RU"/>
         </w:rPr>
-        <w:t>Поток на рисунке 3.5 охватывает получение публичного RGB-кадра, проверку его свежести, выбор допустимой цели и полный preflight M5. Продолжение по коннектору A показано на рисунке 3.6. Коннектор B возвращает процесс к новому наблюдению; он связывает повторный цикл после безопасного пропуска, восстановления или подтверждённой укладки. Основные символы блок-схемы — начало/завершение, операция, решение, ввод/вывод и межстраничный соединитель — оформлены по ISO 5807:1985 [7].</w:t>
+        <w:t>На рисунке 3.5 показаны получение публичного RGB-кадра, проверка его свежести, выбор допустимой цели и полный preflight M5. Продолжение по соединителю A дано на рисунке 3.6. Соединитель B возвращает процесс к новому наблюдению после безопасного пропуска, восстановления или подтвержденной укладки. Символы начала и завершения, операций, решений, ввода/вывода и межстраничных соединителей оформлены по ISO 5807:1985 [7].</w:t>
       </w:r>
     </w:p>
     <w:p>
@@ -7050,7 +7058,7 @@
           <w:sz w:val="24"/>
           <w:lang w:val="ru-RU"/>
         </w:rPr>
-        <w:t xml:space="preserve">В нулевом положении основания </w:t>
+        <w:t xml:space="preserve">При </w:t>
       </w:r>
       <w:r>
         <w:rPr>
@@ -7058,15 +7066,15 @@
           <w:sz w:val="24"/>
           <w:lang w:val="ru-RU"/>
         </w:rPr>
-        <w:t>x_b=y_b=z_b=0</w:t>
-      </w:r>
-      <w:r>
-        <w:rPr>
-          <w:rFonts w:ascii="Times New Roman" w:hAnsi="Times New Roman" w:eastAsia="Times New Roman" w:cs="Times New Roman"/>
-          <w:sz w:val="24"/>
-          <w:lang w:val="ru-RU"/>
-        </w:rPr>
-        <w:t>. Высота TCP при q3=0 равна 0,103 м и складывается из высоты плеча 0,190 м, расстояния от каретки до центра запястья 0,075 м и смещения TCP −0,012 м. Явное указание смещений важно: длина звеньев в плоскости и вертикальные инструментальные смещения не сводятся к одной «длине руки».</w:t>
+        <w:t>q3=0</w:t>
+      </w:r>
+      <w:r>
+        <w:rPr>
+          <w:rFonts w:ascii="Times New Roman" w:hAnsi="Times New Roman" w:eastAsia="Times New Roman" w:cs="Times New Roman"/>
+          <w:sz w:val="24"/>
+          <w:lang w:val="ru-RU"/>
+        </w:rPr>
+        <w:t xml:space="preserve"> высота TCP составляет 0,103 м. Она складывается из высоты плеча 0,190 м, расстояния 0,075 м от каретки до центра запястья и смещения TCP −0,012 м. Эти вертикальные смещения учитываются отдельно от длин звеньев в плоскости XY.</w:t>
       </w:r>
     </w:p>
     <w:p>
@@ -7082,7 +7090,7 @@
           <w:sz w:val="24"/>
           <w:lang w:val="ru-RU"/>
         </w:rPr>
-        <w:t xml:space="preserve">Для локальной оценки связи скорости TCP с суставными скоростями применяется аналитический якобиан. Его плоский XY-блок становится вырожденным при </w:t>
+        <w:t xml:space="preserve">Аналитический якобиан связывает скорости TCP со скоростями суставов. Его плоский блок XY вырождается при </w:t>
       </w:r>
       <w:r>
         <w:rPr>
@@ -7098,7 +7106,7 @@
           <w:sz w:val="24"/>
           <w:lang w:val="ru-RU"/>
         </w:rPr>
-        <w:t xml:space="preserve">; вытянутое положение q2=0 доступно и помечается как near-singular при </w:t>
+        <w:t xml:space="preserve">; вытянутое положение </w:t>
       </w:r>
       <w:r>
         <w:rPr>
@@ -7106,6 +7114,22 @@
           <w:sz w:val="24"/>
           <w:lang w:val="ru-RU"/>
         </w:rPr>
+        <w:t>q2=0</w:t>
+      </w:r>
+      <w:r>
+        <w:rPr>
+          <w:rFonts w:ascii="Times New Roman" w:hAnsi="Times New Roman" w:eastAsia="Times New Roman" w:cs="Times New Roman"/>
+          <w:sz w:val="24"/>
+          <w:lang w:val="ru-RU"/>
+        </w:rPr>
+        <w:t xml:space="preserve"> допустимо, но отмечается как близкое к сингулярности при </w:t>
+      </w:r>
+      <w:r>
+        <w:rPr>
+          <w:rFonts w:ascii="Consolas" w:hAnsi="Consolas" w:eastAsia="Consolas" w:cs="Consolas"/>
+          <w:sz w:val="24"/>
+          <w:lang w:val="ru-RU"/>
+        </w:rPr>
         <w:t>|sin(q2)|≤0,05</w:t>
       </w:r>
       <w:r>
@@ -7114,7 +7138,7 @@
           <w:sz w:val="24"/>
           <w:lang w:val="ru-RU"/>
         </w:rPr>
-        <w:t>. Маркер близости к сингулярности не подменяет ограничения допустимости точки.</w:t>
+        <w:t>. Эта отметка предупреждает о геометрии конфигурации, но не заменяет проверку допустимости точки.</w:t>
       </w:r>
     </w:p>
     <w:p>
@@ -7180,7 +7204,7 @@
           <w:sz w:val="24"/>
           <w:lang w:val="ru-RU"/>
         </w:rPr>
-        <w:t xml:space="preserve">Обе ветви локтя проверяются отдельно. Геометрически невозможная цель отклоняется; корректировать </w:t>
+        <w:t xml:space="preserve">Для каждой ветви локтя отдельно проверяется достижимость цели. Если геометрия невозможна, IK возвращает отказ; значение </w:t>
       </w:r>
       <w:r>
         <w:rPr>
@@ -7196,7 +7220,7 @@
           <w:sz w:val="24"/>
           <w:lang w:val="ru-RU"/>
         </w:rPr>
-        <w:t xml:space="preserve"> разрешено только для round-off величиной не более 10⁻¹². Далее применяются реальные пределы J1/J2/J3/J4. Для квадратного объекта плоская ориентация повторяется с периодом π/2, но эквивалентный yaw используется только если задача допускает такой поворот. Выбирается допустимая конфигурация, минимизирующая нормированное изменение от текущего состояния. Если остаток независимой прямой кинематики выше численного допуска, результат считается ошибкой, а не достижимой целью. Методика кинематических преобразований согласуется с базовыми постановками прямой и обратной кинематики серийных роботов [1].</w:t>
+        <w:t xml:space="preserve"> корректируется только при ошибке округления не более 10⁻¹². Затем проверяются ограничения суставов модели J1/J2/J3/J4. Для квадратной детали yaw можно считать эквивалентным с периодом π/2, если поворот допустим условиями задачи. Из допустимых конфигураций выбирается та, у которой нормированное изменение относительно текущего положения минимально. Кандидат дополнительно проверяется независимым расчетом FK; превышение численного допуска означает ошибку, а не достижимую цель. Метод соответствует стандартной постановке прямой и обратной кинематики последовательного манипулятора [1].</w:t>
       </w:r>
     </w:p>
     <w:p>
@@ -7230,7 +7254,7 @@
           <w:sz w:val="24"/>
           <w:lang w:val="ru-RU"/>
         </w:rPr>
-        <w:t>Проверка M3 отдельно сравнивала собственную формульную реализацию с преобразованиями MuJoCo, не используя движок как IK-решатель [1, 2, 6]. На 10 000 допустимых суставных конфигураций максимальная ошибка FK→IK→FK составила 2,69·10⁻¹⁶ м; на 1000 случайных состояний максимальная разность положения с MuJoCo составила 1,61·10⁻¹⁶ м. Для 200 случаев якобиан сравнивался с центральной конечной разностью шага 10⁻⁷; максимальная компонентная ошибка равна 6,08·10⁻⁹. На 3844 точках сеток четырёх целевых областей отказов IK не было, все 15 центров слотов тестовой конфигурации M3 были достижимы как TCP-точки. Это число относится к набору целей M3, а не к количеству мест в итоговой ячейке: при интеграции M7 закреплены три слота на лоток, всего девять; их центры сохранены среди ранее проверенных точек [6]. Результаты подтверждают численную согласованность FK/IK в выбранной модели, но не доказывают отсутствие столкновения объемных звеньев или успех захвата.</w:t>
+        <w:t>В M3 формульную реализацию сравнили с преобразованиями MuJoCo; сам движок не использовался как IK-решатель [1, 2, 6]. Тест FK→IK→FK охватил 10 000 допустимых суставных конфигураций: максимальная ошибка положения составила 2,69·10⁻¹⁶ м, yaw — 2,22·10⁻¹⁵ рад. На 1000 случайных состояниях максимальная разница положения с MuJoCo равна 1,61·10⁻¹⁶ м, ориентации — 5,32·10⁻¹⁶ рад. Для 200 конфигураций якобиан сравнили с центральной конечной разностью шага 10⁻⁷; максимальная ошибка по компоненте составила 6,08·10⁻⁹. На сетке из 3844 TCP-точек четырех целевых областей отказов IK не было. Все 15 центров слотов тестовой конфигурации M3 также были достижимы. В итоговой конфигурации M7 осталось девять слотов, центры которых входят в ранее проверенную выборку [6]. Эти результаты подтверждают численную согласованность FK и IK в заданной модели, но не гарантируют отсутствие столкновений звеньев или успешный захват.</w:t>
       </w:r>
     </w:p>
     <w:p>
@@ -7770,7 +7794,39 @@
           <w:sz w:val="24"/>
           <w:lang w:val="ru-RU"/>
         </w:rPr>
-        <w:t>В интегрированной системе используются два виртуальных публичных RGB-ракурса. Камера входной зоны M2 расположена в (0; 0; 1,05) м; отдельная камера placement_rgb M7 находится в (0; 0,26; 0,95) м и направлена на область сортировки. Для обеих камер заданы разрешение 640×480 пикселей и вертикальный угол поля зрения 50°. Допустимый возраст кадра — не более 0,04 с модельного времени. Камерный адаптер передает массив RGB uint8, frame ID, timestamp и идентификатор конфигурации. Пустой или просроченный кадр не заменяется прошлой позой.</w:t>
+        <w:t xml:space="preserve">Система использует две виртуальные публичные RGB-камеры. Камера входной зоны, добавленная в M2, расположена в точке (0; 0; 1,05) м. Камера </w:t>
+      </w:r>
+      <w:r>
+        <w:rPr>
+          <w:rFonts w:ascii="Consolas" w:hAnsi="Consolas" w:eastAsia="Consolas" w:cs="Consolas"/>
+          <w:sz w:val="24"/>
+          <w:lang w:val="ru-RU"/>
+        </w:rPr>
+        <w:t>placement_rgb</w:t>
+      </w:r>
+      <w:r>
+        <w:rPr>
+          <w:rFonts w:ascii="Times New Roman" w:hAnsi="Times New Roman" w:eastAsia="Times New Roman" w:cs="Times New Roman"/>
+          <w:sz w:val="24"/>
+          <w:lang w:val="ru-RU"/>
+        </w:rPr>
+        <w:t xml:space="preserve">, добавленная в M7, находится в точке (0; 0,26; 0,95) м и смотрит на лотки. Обе камеры формируют изображение 640×480 пикселей с вертикальным углом поля зрения 50°. Максимальный возраст кадра — 0,04 с модельного времени. Адаптер передает массив RGB </w:t>
+      </w:r>
+      <w:r>
+        <w:rPr>
+          <w:rFonts w:ascii="Consolas" w:hAnsi="Consolas" w:eastAsia="Consolas" w:cs="Consolas"/>
+          <w:sz w:val="24"/>
+          <w:lang w:val="ru-RU"/>
+        </w:rPr>
+        <w:t>uint8</w:t>
+      </w:r>
+      <w:r>
+        <w:rPr>
+          <w:rFonts w:ascii="Times New Roman" w:hAnsi="Times New Roman" w:eastAsia="Times New Roman" w:cs="Times New Roman"/>
+          <w:sz w:val="24"/>
+          <w:lang w:val="ru-RU"/>
+        </w:rPr>
+        <w:t>, frame ID, timestamp и идентификатор конфигурации. Пустой или просроченный кадр не заменяется сохраненной позой.</w:t>
       </w:r>
     </w:p>
     <w:p>
@@ -7786,7 +7842,7 @@
           <w:sz w:val="24"/>
           <w:lang w:val="ru-RU"/>
         </w:rPr>
-        <w:t>Пиксельная точка переводится в координату BASE по плоской гомографии, рассчитанной для плоскости верхней грани куба на высоте 0,016 м. Для основной камеры калибровка использовала 49 точек, а отдельные 64 точки проверяли преобразование. Эта геометрия применима только к объектам на заданной высоте и не является полноценным трехмерным восстановлением сцены. Для камеры лотков применяется отдельная калибровочная конфигурация. OpenCV предоставляет операции преобразования цветового пространства и проективных преобразований, используемые адаптером зрения [3].</w:t>
+        <w:t>Для перевода пикселя в координату BASE используется плоская гомография, рассчитанная для верхней грани объекта на высоте 0,016 м. Основную камеру калибровали по 49 точкам, еще 64 точки использовали для проверки. Такой расчет подходит только для заданной плоскости и не восстанавливает трехмерную сцену. Для камеры лотков задана отдельная калибровка. В реализации применяются операции цветового и проективного преобразования OpenCV [3].</w:t>
       </w:r>
     </w:p>
     <w:p>
@@ -7881,7 +7937,7 @@
           <w:sz w:val="24"/>
           <w:lang w:val="ru-RU"/>
         </w:rPr>
-        <w:t xml:space="preserve">Для первичного выделения объект сравнивается с фоновым изображением в CIE Lab: пиксель кандидата должен иметь </w:t>
+        <w:t xml:space="preserve">Для первичной сегментации кадр сравнивается с фоном в пространстве CIE Lab: пиксель относится к кандидату при </w:t>
       </w:r>
       <w:r>
         <w:rPr>
@@ -7897,7 +7953,7 @@
           <w:sz w:val="24"/>
           <w:lang w:val="ru-RU"/>
         </w:rPr>
-        <w:t>. Перед сегментацией выполняется ограниченная поканальная нормализация освещенности по статичному фрагменту стола. Затем применяются область входа, морфологическая фильтрация 3×3 и геометрические ограничения контура. Если близкие объекты сливаются в одну компоненту, компоненту разрешено разделить только при наличии отдельных цветовых ядер; в неоднозначном случае алгоритм отказывается от распознавания.</w:t>
+        <w:t>. Перед этим применяется ограниченная поканальная нормализация освещенности по статичному участку стола. Затем маска ограничивается входной областью, фильтруется морфологическим ядром 3×3 и проверяется по геометрии контура. Если соседние детали слились в одну компоненту, алгоритм разделяет ее только при наличии отдельных цветовых ядер. При неоднозначном результате он отказывается от распознавания.</w:t>
       </w:r>
     </w:p>
     <w:p>
@@ -7913,7 +7969,23 @@
           <w:sz w:val="24"/>
           <w:lang w:val="ru-RU"/>
         </w:rPr>
-        <w:t>Цвет определяется в HSV по внутренней области маски, эродированной для снижения влияния границы объекта и стола. Таблица 5.1 фиксирует принятые диапазоны M4; Hue указан в шкале OpenCV 0…179, S и V — 8-битные пороги. Для RED используются два интервала вокруг циклического нуля Hue. Неподдерживаемый или недостаточно уверенный цвет получает UNKNOWN и не является разрешением на захват. Оценка confidence — нормированный score согласованности классов, а не калиброванная вероятность.</w:t>
+        <w:t xml:space="preserve">Цвет определяется в HSV по внутренней области маски; эрозия уменьшает влияние границы детали и стола. Диапазоны M4 приведены в таблице 5.1. Hue дан в шкале OpenCV 0…179, пороги S и V — в 8-битной шкале. Для RED заданы два интервала вокруг нулевого Hue. Неподдерживаемый цвет или недостаточная уверенность дают метку UNKNOWN, которая не разрешает захват. </w:t>
+      </w:r>
+      <w:r>
+        <w:rPr>
+          <w:rFonts w:ascii="Consolas" w:hAnsi="Consolas" w:eastAsia="Consolas" w:cs="Consolas"/>
+          <w:sz w:val="24"/>
+          <w:lang w:val="ru-RU"/>
+        </w:rPr>
+        <w:t>confidence</w:t>
+      </w:r>
+      <w:r>
+        <w:rPr>
+          <w:rFonts w:ascii="Times New Roman" w:hAnsi="Times New Roman" w:eastAsia="Times New Roman" w:cs="Times New Roman"/>
+          <w:sz w:val="24"/>
+          <w:lang w:val="ru-RU"/>
+        </w:rPr>
+        <w:t xml:space="preserve"> — нормированный показатель согласованности классов, а не калиброванная вероятность.</w:t>
       </w:r>
     </w:p>
     <w:p>
@@ -8441,7 +8513,7 @@
           <w:sz w:val="24"/>
           <w:lang w:val="ru-RU"/>
         </w:rPr>
-        <w:t xml:space="preserve">После выделения контура центр и ориентация квадрата оцениваются в плоскости BASE. Для квадратной симметричной детали yaw задается по модулю π/2. Преобразование RGB и цветовые маски используют документированные операции OpenCV; сам диапазон порогов является зафиксированным параметром проекта [3, 6]. Реализация разделяет геометрическую валидность кандидата, цветовую метку и уверенность. Ошибка кадра </w:t>
+        <w:t xml:space="preserve">После выделения контура модуль зрения оценивает центр и ориентацию детали в плоскости BASE. Для квадрата yaw определяется по модулю π/2 из-за симметрии. В коде используются документированные операции OpenCV, а пороги цвета закреплены в параметрах проекта [3, 6]. Геометрическая корректность кандидата, метка цвета и уверенность хранятся отдельно. При ошибке кадра </w:t>
       </w:r>
       <w:r>
         <w:rPr>
@@ -8489,7 +8561,7 @@
           <w:sz w:val="24"/>
           <w:lang w:val="ru-RU"/>
         </w:rPr>
-        <w:t xml:space="preserve"> возвращает пустой набор детекций с причиной; система не подставляет ground truth или старое наблюдение.</w:t>
+        <w:t xml:space="preserve"> модуль возвращает пустой список детекций с причиной; ground truth и предыдущее наблюдение не подставляются.</w:t>
       </w:r>
     </w:p>
     <w:p>
@@ -8523,7 +8595,7 @@
           <w:sz w:val="24"/>
           <w:lang w:val="ru-RU"/>
         </w:rPr>
-        <w:t xml:space="preserve">Объектные имена, истинный цвет, истинная координата, идеальная маска и внутренние структуры </w:t>
+        <w:t xml:space="preserve">Perception и controller не получают имена объектов, их истинный цвет и координаты, идеальную маску или доступ к </w:t>
       </w:r>
       <w:r>
         <w:rPr>
@@ -8539,7 +8611,7 @@
           <w:sz w:val="24"/>
           <w:lang w:val="ru-RU"/>
         </w:rPr>
-        <w:t xml:space="preserve"> недоступны perception и controller. Статический аудит M4 не обнаружил запрещенных ссылок. Это снижает риск утечки истины в алгоритм, но само по себе не доказывает безошибочность классификатора.</w:t>
+        <w:t>. Статический аудит M4 не выявил запрещенных ссылок. Это подтверждает разделение данных в проверенном коде, но не доказывает безошибочность классификатора.</w:t>
       </w:r>
     </w:p>
     <w:p>
@@ -8555,7 +8627,7 @@
           <w:sz w:val="24"/>
           <w:lang w:val="ru-RU"/>
         </w:rPr>
-        <w:t>В основной серии V03 первый публичный кадр классифицировал 90 из 90 объектов в пределах трех зафиксированных цветовых классов и зарегистрированных условий. Средняя оценка ошибки XY относительно post-run ground truth составила 0,415 мм, максимальная — 1,316 мм; средняя yaw-ошибка с учетом симметрии — 0,01347 рад. Это условные показатели выбранного синтетического рендера и сценариев, не точность реальной камеры.</w:t>
+        <w:t>В первой публичной съемке V03 все 90 объектов получили правильный класс в пределах трех заданных цветов и условий испытания. Средняя ошибка XY по сравнению с post-run ground truth составила 0,415 мм, максимальная — 1,316 мм. Средняя yaw-ошибка с учетом симметрии квадрата равна 0,01347 рад. Это результаты синтетического рендера в зарегистрированных сценариях; их нельзя считать точностью физической камеры.</w:t>
       </w:r>
     </w:p>
     <w:p>
@@ -8669,7 +8741,7 @@
           <w:sz w:val="24"/>
           <w:lang w:val="ru-RU"/>
         </w:rPr>
-        <w:t>Планировщик получает оценку M4, текущее состояние суставов, геометрию модели и зарезервированный слот; он не читает истину evaluator. До исполнения строится полный план: подход и ориентация → предварительное положение → вертикальный спуск → закрытие захвата → пробный подъем → перенос → предварительное размещение → спуск в слот → раскрытие → вертикальный отход и безопасное возвращение. При невозможности любого обязательного участка отклоняется план целиком; команды для частичного или неподтвержденного плана не выпускаются.</w:t>
+        <w:t>Планировщик использует оценку M4, текущее состояние суставов, геометрию модели и зарезервированный слот. Данные evaluator ему недоступны. До первого движения строится полный план: подход и ориентация → предварительная позиция → вертикальный спуск → закрытие захвата → пробный подъем → перенос → предварительное размещение → спуск в слот → раскрытие → вертикальный отход и безопасный возврат. Если хотя бы один обязательный участок не планируется, отклоняется весь план; частичные команды не выдаются.</w:t>
       </w:r>
     </w:p>
     <w:p>
@@ -8685,7 +8757,7 @@
           <w:sz w:val="24"/>
           <w:lang w:val="ru-RU"/>
         </w:rPr>
-        <w:t>Для статичной ячейки используется детерминированная стратегия: безопасный вертикальный подъем, перенос с проверкой непрерывности IK-ветви и, при необходимости, движение по transfer ring, затем вертикальный спуск. Для сглаживания межточечных переходов используются PCHIP-интерполяция в нормированных координатах и профиль quintic rest-to-rest на границах фаз. Время траектории ограничивается заданными скоростями и ускорениями виртуальных суставов; контактные участки замедлены.</w:t>
+        <w:t>В статичной ячейке планировщик сначала поднимает инструмент на безопасную высоту, затем переносит его с сохранением ветви IK и при необходимости проходит по transfer ring. К цели он спускается вертикально. Между точками используются PCHIP в нормированных координатах и quintic rest-to-rest профиль на границах фаз. Длительность рассчитывается с учетом заданных скоростей и ускорений суставов; контактные участки проходят медленнее.</w:t>
       </w:r>
     </w:p>
     <w:p>
@@ -8719,7 +8791,7 @@
           <w:sz w:val="24"/>
           <w:lang w:val="ru-RU"/>
         </w:rPr>
-        <w:t>Для каждого дискретного отсчета проверяются коллизии объемной геометрии манипулятора, допустимые пары звеньев, стол, стены лотков, цель и нецелевые объекты. Контактные силы вычисляет модель решателя MuJoCo; результаты зависят от параметров контактной модели и не являются измерением реального захвата [2, 6]. Сначала применяются консервативные AABB-оценки, близкие пары уточняются signed distance MuJoCo с ограничением 0,05 м. Статический запас для робота и препятствий задан 5 мм; для переносимого объекта и воспринятых нецелевых объектов — 15 мм. Контакт пальцев с выбранной целью разрешен только в перечисленных фазах захвата и укладки.</w:t>
+        <w:t>На каждом дискретном отсчете планировщик проверяет коллизии между объемной геометрией звеньев, столом, стенками лотков, целью и остальными объектами. Допустимые пары звеньев исключены из проверки. Контактные силы рассчитывает MuJoCo; результат зависит от параметров модели и не измеряет усилие реального захвата [2, 6]. Сначала близость оценивается по консервативным AABB, затем для пар в пределах 0,05 м уточняется signed distance MuJoCo. Запас до препятствий задан 5 мм для манипулятора и 15 мм для переносимого объекта и воспринятых нецелевых деталей. Контакт пальцев с выбранным объектом разрешен только на фазах захвата и укладки.</w:t>
       </w:r>
     </w:p>
     <w:p>
@@ -8735,7 +8807,7 @@
           <w:sz w:val="24"/>
           <w:lang w:val="ru-RU"/>
         </w:rPr>
-        <w:t>Базовый шаг плановой дискретизации — 1 мм по консервативной оценке перемещения геометрии; центральный маршрут также сравнивался с шагом 0,5 мм. Физическая модель интегрируется с шагом 0,002 с (500 Гц), а контроллер обновляет команды каждые 0,01 с. Положительный зазор на дискретных отсчетах не является непрерывной математической гарантией отсутствия столкновения между точками траектории. Если планировщик не подтверждает безопасный маршрут, система фиксирует отказ и не движется по нему.</w:t>
+        <w:t>Путь проверяется с базовым шагом 1 мм по консервативной оценке перемещения геометрии; для центрального маршрута дополнительно использовали шаг 0,5 мм. Шаг интегрирования модели — 0,002 с (500 Гц), контроллер обновляет команды каждые 0,01 с. Проверка отдельных отсчетов не дает непрерывной гарантии отсутствия столкновения между ними. Если безопасный маршрут подтвердить не удается, система регистрирует отказ и не выполняет движение.</w:t>
       </w:r>
     </w:p>
     <w:p>
@@ -8751,7 +8823,7 @@
           <w:sz w:val="24"/>
           <w:lang w:val="ru-RU"/>
         </w:rPr>
-        <w:t>В M9 для принятых планов минимальная зарегистрированная дискретная нижняя оценка зазора составила 1,250 мм. Это сеточно-зависимая метрика campaign analysis, а не доказательство непрерывного зазора 1,250 мм и не подмена 5-мм требования для соответствующих пар. M5 отдельно проверял случаи тонкого препятствия между свободными конечными конфигурациями.</w:t>
+        <w:t>В принятых планах M9 минимальная дискретная нижняя оценка зазора составила 1,250 мм. Это значение зависит от сетки проверки: оно не доказывает непрерывный зазор 1,250 мм и не заменяет требование 5 мм для соответствующих пар. Отдельные случаи с тонким препятствием между свободными конечными конфигурациями проверялись в M5.</w:t>
       </w:r>
     </w:p>
     <w:p>
@@ -8847,7 +8919,7 @@
           <w:sz w:val="24"/>
           <w:lang w:val="ru-RU"/>
         </w:rPr>
-        <w:t>Контроллер M6 реализован как конечный автомат с явными guard-условиями, идентификаторами запросов, временными ограничениями и ограниченным числом повторов. Основной цикл содержит состояния INIT, OBSERVE, SELECT, PLAN, APPROACH, DESCEND, GRASP, VERIFY_HOLD, TRANSFER, PLACE, RELEASE, RETREAT и VERIFY_PLACE. Для каждого состояния ограничены разрешенные команды и доступные входные данные.</w:t>
+        <w:t>Контроллер M6 построен как конечный автомат. У переходов заданы guard-условия, ID запросов, временные ограничения и лимит повторов. Основной цикл включает состояния INIT, OBSERVE, SELECT, PLAN, APPROACH, DESCEND, GRASP, VERIFY_HOLD, TRANSFER, PLACE, RELEASE, RETREAT и VERIFY_PLACE. Для каждого состояния определены разрешенные команды и входные данные.</w:t>
       </w:r>
     </w:p>
     <w:p>
@@ -8863,7 +8935,23 @@
           <w:sz w:val="24"/>
           <w:lang w:val="ru-RU"/>
         </w:rPr>
-        <w:t>После инициализации контроллер запрашивает новый кадр, выбирает только объект с поддерживаемым цветом и резервирует его track вместе со свободным слотом. Перед первым движением требуется полный успешный план. Закрытие пальцев не считается доказательством удержания: выполняется тестовый подъем с публичным сигналом контакта и новым наблюдением. Перенос допускается лишь при подтвержденном удержании. Отпускание не означает сортировку: после отхода отдельная placement-камера должна подтвердить класс, зону и слот. Неоднозначное подтверждение переводит слот в карантин, а не в свободное состояние.</w:t>
+        <w:t xml:space="preserve">После запуска контроллер запрашивает свежий кадр, выбирает объект с поддерживаемым цветом и резервирует его track вместе со свободным слотом. Двигаться можно только после успешного планирования полного цикла. Закрытые пальцы сами по себе не подтверждают захват: сначала выполняется пробный подъем, проверяется публичный сигнал контакта и запрашивается новое наблюдение. Перенос начинается только после подтверждения удержания. После отпускания камера </w:t>
+      </w:r>
+      <w:r>
+        <w:rPr>
+          <w:rFonts w:ascii="Consolas" w:hAnsi="Consolas" w:eastAsia="Consolas" w:cs="Consolas"/>
+          <w:sz w:val="24"/>
+          <w:lang w:val="ru-RU"/>
+        </w:rPr>
+        <w:t>placement_rgb</w:t>
+      </w:r>
+      <w:r>
+        <w:rPr>
+          <w:rFonts w:ascii="Times New Roman" w:hAnsi="Times New Roman" w:eastAsia="Times New Roman" w:cs="Times New Roman"/>
+          <w:sz w:val="24"/>
+          <w:lang w:val="ru-RU"/>
+        </w:rPr>
+        <w:t xml:space="preserve"> проверяет класс объекта, лоток и слот. Если результат неоднозначен, слот помечается как карантинный.</w:t>
       </w:r>
     </w:p>
     <w:p>
@@ -8879,7 +8967,7 @@
           <w:sz w:val="24"/>
           <w:lang w:val="ru-RU"/>
         </w:rPr>
-        <w:t xml:space="preserve">Безопасные исходы включают </w:t>
+        <w:t xml:space="preserve">К безопасным исходам относятся </w:t>
       </w:r>
       <w:r>
         <w:rPr>
@@ -8927,7 +9015,7 @@
           <w:sz w:val="24"/>
           <w:lang w:val="ru-RU"/>
         </w:rPr>
-        <w:t xml:space="preserve">, ограниченное </w:t>
+        <w:t xml:space="preserve">, ограниченный </w:t>
       </w:r>
       <w:r>
         <w:rPr>
@@ -8959,7 +9047,7 @@
           <w:sz w:val="24"/>
           <w:lang w:val="ru-RU"/>
         </w:rPr>
-        <w:t xml:space="preserve">. При неизвестном состоянии груза раскрытие автоматически не выполняется. Состояние партии </w:t>
+        <w:t xml:space="preserve">. Если состояние груза неизвестно, захват автоматически не раскрывается. </w:t>
       </w:r>
       <w:r>
         <w:rPr>
@@ -8975,7 +9063,7 @@
           <w:sz w:val="24"/>
           <w:lang w:val="ru-RU"/>
         </w:rPr>
-        <w:t xml:space="preserve"> означает, что обработка завершена, но не эквивалентно 100%-ной сортировке; успешность партии оценивается отдельно. Разница между состоянием алгоритма и ground truth evaluator принципиальна для корректных метрик. Диаграмма состояний на рисунке 7.1 использует нотацию UML 2.5.1 [8]: начальный и конечный псевдоузлы, состояния и переходы с guard-условиями.</w:t>
+        <w:t xml:space="preserve"> означает завершение обработки партии, а не стопроцентную сортировку; полноту определяют отдельно. При оценке важно различать состояние автомата и ground truth evaluator. Диаграмма на рисунке 7.1 оформлена в нотации UML 2.5.1 [8] и показывает начальный и конечный псевдоузлы, состояния и переходы с guard-условиями.</w:t>
       </w:r>
     </w:p>
     <w:p>
@@ -9071,7 +9159,7 @@
           <w:sz w:val="24"/>
           <w:lang w:val="ru-RU"/>
         </w:rPr>
-        <w:t xml:space="preserve">Проект разделен на Python-пакеты </w:t>
+        <w:t xml:space="preserve">Код разделен на Python-пакеты </w:t>
       </w:r>
       <w:r>
         <w:rPr>
@@ -9167,7 +9255,7 @@
           <w:sz w:val="24"/>
           <w:lang w:val="ru-RU"/>
         </w:rPr>
-        <w:t>. Модуль кинематики независим от решателя MuJoCo; физический движок используется при независимой сверке и интеграции. Perception принимает публичный CameraFrame, формирует кандидатов и не импортирует evaluator. Планировщик возвращает именованные фазы и структурированную причину отказа. FSM выпускает только команды из полного принятого плана. Runtime-адаптер переводит их в целевые положения виртуальных актуаторов и записывает события для повторного анализа.</w:t>
+        <w:t>. Модуль кинематики не зависит от решателя MuJoCo; движок используется для независимой сверки и интеграции. Perception работает только с публичным CameraFrame и не импортирует evaluator. Планировщик возвращает именованные фазы либо структурированную причину отказа. FSM отправляет команды только для полностью принятого плана. Runtime-адаптер преобразует их в цели виртуальных актуаторов и записывает события для последующего анализа.</w:t>
       </w:r>
     </w:p>
     <w:p>
@@ -9183,7 +9271,7 @@
           <w:sz w:val="24"/>
           <w:lang w:val="ru-RU"/>
         </w:rPr>
-        <w:t xml:space="preserve">Основные фиксированные программные зависимости интеграции: CPython 3.12.10, MuJoCo 3.14.0, NumPy 2.5.3, OpenCV headless 4.14.0.94, Pillow 12.0 и PyYAML 6.0.3. Точный список и версии находятся в </w:t>
+        <w:t xml:space="preserve">Для интеграции зафиксированы CPython 3.12.10, MuJoCo 3.14.0, NumPy 2.5.3, OpenCV headless 4.14.0.94, Pillow 12.0 и PyYAML 6.0.3. Полный список с версиями хранится в </w:t>
       </w:r>
       <w:r>
         <w:rPr>
@@ -9199,7 +9287,7 @@
           <w:sz w:val="24"/>
           <w:lang w:val="ru-RU"/>
         </w:rPr>
-        <w:t>; конфигурация сцены и исполнения хранится отдельно от кода. Проект не использует Arduino, ROS, промышленный интерфейс приводов или физическую электронику.</w:t>
+        <w:t>; конфигурация сцены и запуска вынесена отдельно от кода. В проекте нет Arduino, ROS, промышленного интерфейса приводов или физической электроники.</w:t>
       </w:r>
     </w:p>
     <w:p>
@@ -9215,7 +9303,7 @@
           <w:sz w:val="24"/>
           <w:lang w:val="ru-RU"/>
         </w:rPr>
-        <w:t xml:space="preserve">Телеметрия связывает run ID с исходным сценарием, seed, версиями модели и конфигурации, входными кадрами, переходами FSM, планами, суставными командами, контактными эпизодами и отчетом evaluator. Видео строится после завершения управляющего прогона из сохраненного потока состояний; видеорендер не возвращает информацию в controller. Запись M9 </w:t>
+        <w:t xml:space="preserve">Телеметрия связывает каждый run ID со сценарием, seed, версиями модели и конфигурации, входными кадрами, переходами FSM, планами, суставными командами, контактами и отчетом evaluator. Видео создается после управляющего прогона из сохраненных состояний и не передает данные обратно в controller. Запись M9 </w:t>
       </w:r>
       <w:r>
         <w:rPr>
@@ -9231,7 +9319,7 @@
           <w:sz w:val="24"/>
           <w:lang w:val="ru-RU"/>
         </w:rPr>
-        <w:t xml:space="preserve"> содержит 826 последовательных кадров, 1280×720, 25 кадр/с, длительность 33,04 с; все кадры декодированы, пропусков нет. Это ускоренное представление виртуальной симуляции.</w:t>
+        <w:t xml:space="preserve"> содержит 826 последовательных кадров размером 1280×720 при 25 кадр/с; длительность — 33,04 с, все кадры декодируются без пропусков. Видео ускоряет виртуальный процесс.</w:t>
       </w:r>
     </w:p>
     <w:p>
@@ -9284,7 +9372,7 @@
           <w:sz w:val="24"/>
           <w:lang w:val="ru-RU"/>
         </w:rPr>
-        <w:t xml:space="preserve">Испытательная кампания </w:t>
+        <w:t xml:space="preserve">Кампания </w:t>
       </w:r>
       <w:r>
         <w:rPr>
@@ -9300,7 +9388,7 @@
           <w:sz w:val="24"/>
           <w:lang w:val="ru-RU"/>
         </w:rPr>
-        <w:t xml:space="preserve"> выполнена по заранее замороженному протоколу </w:t>
+        <w:t xml:space="preserve"> проведена по заранее замороженному протоколу </w:t>
       </w:r>
       <w:r>
         <w:rPr>
@@ -9316,7 +9404,7 @@
           <w:sz w:val="24"/>
           <w:lang w:val="ru-RU"/>
         </w:rPr>
-        <w:t xml:space="preserve">; SHA-256 протокола — </w:t>
+        <w:t xml:space="preserve">. Его SHA-256 — </w:t>
       </w:r>
       <w:r>
         <w:rPr>
@@ -9332,7 +9420,7 @@
           <w:sz w:val="24"/>
           <w:lang w:val="ru-RU"/>
         </w:rPr>
-        <w:t xml:space="preserve">. Зафиксирована ревизия симуляции </w:t>
+        <w:t xml:space="preserve">; ревизия симуляции — </w:t>
       </w:r>
       <w:r>
         <w:rPr>
@@ -9348,7 +9436,7 @@
           <w:sz w:val="24"/>
           <w:lang w:val="ru-RU"/>
         </w:rPr>
-        <w:t>. Зарегистрировано и исполнено 98 запусков; исключенных неудачных прогонов нет. Для рандомизированных сценариев сохранены seed, конфигурация и контрольные суммы манифестов. Анализатор сопоставляет каждый trial с raw-run и проверяет сохраненные свидетельства.</w:t>
+        <w:t>. Зарегистрировано и выполнено 98 запусков, исключенных прогонов нет. Для случайных сценариев сохранены seed, конфигурации и контрольные суммы манифестов. Анализатор связывает каждый trial с raw-run и проверяет наличие ожидаемых данных.</w:t>
       </w:r>
     </w:p>
     <w:p>
@@ -9364,7 +9452,7 @@
           <w:sz w:val="24"/>
           <w:lang w:val="ru-RU"/>
         </w:rPr>
-        <w:t>Независимой единицей основного статистического сравнения является партия из трех объектов с отдельным seed, а не каждый из 90 объектов. Для оценки доли полных партий используется интервал Уилсона 95%. Серии шума содержат по 10 парных seed, поэтому их показатели не переносятся на другие диапазоны условий. Все результаты получены в модели MuJoCo; натурные измерения не проводились.</w:t>
+        <w:t>В основной статистике независимая единица — партия из трех объектов с отдельным seed, а не каждый объект из 90. Долю полностью отсортированных партий оценивают интервалом Уилсона 95%. В сериях с шумом использованы десять парных seed; этой выборки недостаточно, чтобы переносить результат на другие уровни шума. Все данные получены в MuJoCo, натурных измерений нет.</w:t>
       </w:r>
     </w:p>
     <w:p>
@@ -9398,7 +9486,7 @@
           <w:sz w:val="24"/>
           <w:lang w:val="ru-RU"/>
         </w:rPr>
-        <w:t>Кампания включает фиксированные одиночные RED/GREEN/BLUE сцены; партию из двух объектов каждого цвета; 30 случайных смешанных трехобъектных партий; граничные и блокированные цели; объекты неизвестного цвета; близкую пару; отказы или устаревание камер; варианты шума и освещения; стресс трения; повтор seed для оценки воспроизводимости. Протокол измеряет полноту партии, правильные и неверные зоны, цветовые метки, ошибку XY и yaw, отказ/причину, контакты, ограничения, длительность, длину TCP-пути и совпадение повторного запуска.</w:t>
+        <w:t>В кампанию вошли фиксированные одиночные сцены RED, GREEN и BLUE; партия из двух объектов каждого цвета; 30 случайных смешанных партий из трех объектов; граничные и заблокированные цели; неизвестный цвет; близкая пара; отказ или устаревание кадра; шум и изменение освещения; варианты трения; повтор seed для проверки воспроизводимости. Для каждого запуска учитывались полнота партии, правильная и ошибочная зона, цветовая метка, ошибки XY и yaw, причина отказа, контакты, ограничения, длительность, длина TCP-пути и совпадение повторного прогона.</w:t>
       </w:r>
     </w:p>
     <w:p>
@@ -9414,7 +9502,7 @@
           <w:sz w:val="24"/>
           <w:lang w:val="ru-RU"/>
         </w:rPr>
-        <w:t>Для V03 полный проход означает фактическую виртуальную укладку всех трех объектов партии по ground truth evaluator в правильные цветовые зоны. Причина отказа планировщика учитывается отдельно: предотвращенный опасный захват — корректная безопасная реакция, но не успешная сортировка. Аналогично ожидаемый safe stop в отказном сценарии может означать прохождение именно теста безопасности, а не функциональное размещение объекта.</w:t>
+        <w:t>В V03 партия считается пройденной, только если evaluator после прогона подтвердил укладку всех трех объектов в правильные цветовые зоны. Отказ планировщика учитывается отдельно: он может быть правильной безопасной реакцией, но объект при этом не отсортирован. В отказных сценариях ожидаемый safe stop также означает успех проверки безопасности, а не функциональную укладку.</w:t>
       </w:r>
     </w:p>
     <w:p>
@@ -9467,24 +9555,7 @@
           <w:sz w:val="24"/>
           <w:lang w:val="ru-RU"/>
         </w:rPr>
-        <w:t xml:space="preserve">В V03 полная сортировка получена в 21 из 30 партий, то есть 70,0% [6]; 95%-ный интервал Уилсона равен 52,1…83,3%. Заранее установленная цель составляла не менее 27 из 30 (90%). Следовательно, </w:t>
-      </w:r>
-      <w:r>
-        <w:rPr>
-          <w:rFonts w:ascii="Times New Roman" w:hAnsi="Times New Roman" w:eastAsia="Times New Roman" w:cs="Times New Roman"/>
-          <w:b/>
-          <w:sz w:val="24"/>
-          <w:lang w:val="ru-RU"/>
-        </w:rPr>
-        <w:t>основной критерий надежности не выполнен</w:t>
-      </w:r>
-      <w:r>
-        <w:rPr>
-          <w:rFonts w:ascii="Times New Roman" w:hAnsi="Times New Roman" w:eastAsia="Times New Roman" w:cs="Times New Roman"/>
-          <w:sz w:val="24"/>
-          <w:lang w:val="ru-RU"/>
-        </w:rPr>
-        <w:t xml:space="preserve">. Правильными оказались 73 из 90 объектных укладок (81,1%); 17 целей безопасно отклонены планировщиком с причиной </w:t>
+        <w:t xml:space="preserve">В V03 все три объекта оказались в правильных зонах в 21 из 30 партий (70,0%) [6]. 95%-ный интервал Уилсона составляет 52,1…83,3%. Цель, заданная до испытаний, — не менее 27 партий из 30 (90%) — не достигнута. Правильно уложены 73 из 90 объектов (81,1%). Еще 17 целей планировщик безопасно отклонил с причиной </w:t>
       </w:r>
       <w:r>
         <w:rPr>
@@ -9500,7 +9571,7 @@
           <w:sz w:val="24"/>
           <w:lang w:val="ru-RU"/>
         </w:rPr>
-        <w:t>, команды движения по отклоненным целям не выдавались. Неверных цветовых лотков в V03 не зафиксировано; запрещенных контактных эпизодов и зарегистрированных превышений суставных/силовых лимитов в этой серии не было.</w:t>
+        <w:t xml:space="preserve"> и не выдавал для них команды движения. Ошибочной цветовой зоны, запрещенного контакта или зарегистрированного превышения суставных и силовых лимитов в V03 не было.</w:t>
       </w:r>
     </w:p>
     <w:p>
@@ -9516,7 +9587,7 @@
           <w:sz w:val="24"/>
           <w:lang w:val="ru-RU"/>
         </w:rPr>
-        <w:t>Медианное модельное время партии составило 409,605 с, медианное wall-clock время — 241,686 с. Медианная длина TCP-пути — 8,166 м. Wall-clock зависит от ПК и не характеризует быстродействие реального манипулятора. Отсутствие запрещенного контакта на выборке V03 не компенсирует низкую полноту сортировки и не является полной гарантией безопасности.</w:t>
+        <w:t>Медианное модельное время партии — 409,605 с, медианное wall-clock время — 241,686 с, медианная длина TCP-пути — 8,166 м. Wall-clock зависит от компьютера и ничего не говорит о быстродействии физического манипулятора. Отсутствие запрещенных контактов в этой выборке не компенсирует неполную сортировку и не доказывает безопасность во всех условиях.</w:t>
       </w:r>
     </w:p>
     <w:p>
@@ -10456,7 +10527,7 @@
           <w:sz w:val="24"/>
           <w:lang w:val="ru-RU"/>
         </w:rPr>
-        <w:t>На рисунке 10.1 столбцы показывают выполнение критериев соответствующих серий, а усы — 95%-ный интервал Уилсона. Для серии V10 ожидаемый исход означал безопасное ограничение отказа, а не успешную сортировку; поэтому 10/10 нельзя трактовать как 100% эффективности переноса.</w:t>
+        <w:t>Столбцы на рисунке 10.1 показывают долю запусков, выполнивших критерий соответствующей серии; усы обозначают 95%-ный интервал Уилсона. В V10 ожидаемым исходом был безопасный отказ, поэтому результат 10/10 не означает, что все объекты были перенесены.</w:t>
       </w:r>
     </w:p>
     <w:p>
@@ -10490,55 +10561,7 @@
           <w:sz w:val="24"/>
           <w:lang w:val="ru-RU"/>
         </w:rPr>
-        <w:t xml:space="preserve">В первой публичной съемке V03 матрица классификации содержит 30 верных RED, 30 GREEN и 30 BLUE; ложных классов и пропусков в этой выборке нет. Для 90 сопоставленных объектов средняя ошибка XY составила 0,415 мм, максимальная — 1,316 мм; средняя ошибка yaw с учетом квадратной симметрии — 0,01347 рад, максимальная — 0,08641 рад. Это агрегаты первого наблюдения, рассчитанные из сохраненных результатов прогонов; они не характеризуют точность физической камеры и не являются независимыми дополнительными испытаниями. В то же время perception не объясняет всю полноту цикла. В V06 серый объект привел к безопасной остановке </w:t>
-      </w:r>
-      <w:r>
-        <w:rPr>
-          <w:rFonts w:ascii="Consolas" w:hAnsi="Consolas" w:eastAsia="Consolas" w:cs="Consolas"/>
-          <w:sz w:val="24"/>
-          <w:lang w:val="ru-RU"/>
-        </w:rPr>
-        <w:t>SCENE_UNCERTAIN_LIMIT</w:t>
-      </w:r>
-      <w:r>
-        <w:rPr>
-          <w:rFonts w:ascii="Times New Roman" w:hAnsi="Times New Roman" w:eastAsia="Times New Roman" w:cs="Times New Roman"/>
-          <w:sz w:val="24"/>
-          <w:lang w:val="ru-RU"/>
-        </w:rPr>
-        <w:t xml:space="preserve">, хотя строгий сценарный критерий ожидал объяснимый пропуск </w:t>
-      </w:r>
-      <w:r>
-        <w:rPr>
-          <w:rFonts w:ascii="Consolas" w:hAnsi="Consolas" w:eastAsia="Consolas" w:cs="Consolas"/>
-          <w:sz w:val="24"/>
-          <w:lang w:val="ru-RU"/>
-        </w:rPr>
-        <w:t>UNKNOWN_COLOR_CONFIRMED</w:t>
-      </w:r>
-      <w:r>
-        <w:rPr>
-          <w:rFonts w:ascii="Times New Roman" w:hAnsi="Times New Roman" w:eastAsia="Times New Roman" w:cs="Times New Roman"/>
-          <w:sz w:val="24"/>
-          <w:lang w:val="ru-RU"/>
-        </w:rPr>
-        <w:t xml:space="preserve">. При масштабах света 0,70 и 1,30 независимый evaluator видел верную укладку, но сам контроллер не подтвердил ее по placement-камере и записал </w:t>
-      </w:r>
-      <w:r>
-        <w:rPr>
-          <w:rFonts w:ascii="Consolas" w:hAnsi="Consolas" w:eastAsia="Consolas" w:cs="Consolas"/>
-          <w:sz w:val="24"/>
-          <w:lang w:val="ru-RU"/>
-        </w:rPr>
-        <w:t>PLACE_VERIFICATION_TIMEOUT</w:t>
-      </w:r>
-      <w:r>
-        <w:rPr>
-          <w:rFonts w:ascii="Times New Roman" w:hAnsi="Times New Roman" w:eastAsia="Times New Roman" w:cs="Times New Roman"/>
-          <w:sz w:val="24"/>
-          <w:lang w:val="ru-RU"/>
-        </w:rPr>
-        <w:t>; зона была помещена в карантин. Таким образом, система предпочитает не засчитывать непроверенный результат, но её подтверждение укладки чувствительно к освещению.</w:t>
+        <w:t>Матрица первых публичных классификаций V03 на рисунке 5.2 содержит по 30 правильных классификаций RED, GREEN и BLUE; ошибочных классов и пропусков в этой выборке нет. Для 90 объектов средняя ошибка XY составила 0,415 мм, максимальная — 1,316 мм. Средняя ошибка yaw с учетом симметрии квадрата — 0,01347 рад, максимальная — 0,08641 рад. Это агрегаты первых наблюдений из сохраненных прогонов, а не отдельные испытания и не характеристика физической камеры.</w:t>
       </w:r>
     </w:p>
     <w:p>
@@ -10554,7 +10577,7 @@
           <w:sz w:val="24"/>
           <w:lang w:val="ru-RU"/>
         </w:rPr>
-        <w:t xml:space="preserve">В V08 два близких объекта разделялись визуально, однако оба захвата были отклонены из-за недостаточного безопасного зазора. В V02 после трех укладок партия остановилась из-за запрещенного контактного эпизода. Эти наблюдения указывают на два независимых направления улучшения: планирование укладки с учетом заполнения лотков и согласование фактического размещения с публичной камерой. Для оценки полноты также нужно анализировать 17 </w:t>
+        <w:t xml:space="preserve">Одних показателей perception недостаточно, чтобы объяснить результат полного цикла. В V06 серый объект вызвал безопасную остановку </w:t>
       </w:r>
       <w:r>
         <w:rPr>
@@ -10562,15 +10585,63 @@
           <w:sz w:val="24"/>
           <w:lang w:val="ru-RU"/>
         </w:rPr>
-        <w:t>COLLISION_GRASP</w:t>
-      </w:r>
-      <w:r>
-        <w:rPr>
-          <w:rFonts w:ascii="Times New Roman" w:hAnsi="Times New Roman" w:eastAsia="Times New Roman" w:cs="Times New Roman"/>
-          <w:sz w:val="24"/>
-          <w:lang w:val="ru-RU"/>
-        </w:rPr>
-        <w:t xml:space="preserve"> отказов, не снимая защиту планировщика.</w:t>
+        <w:t>SCENE_UNCERTAIN_LIMIT</w:t>
+      </w:r>
+      <w:r>
+        <w:rPr>
+          <w:rFonts w:ascii="Times New Roman" w:hAnsi="Times New Roman" w:eastAsia="Times New Roman" w:cs="Times New Roman"/>
+          <w:sz w:val="24"/>
+          <w:lang w:val="ru-RU"/>
+        </w:rPr>
+        <w:t xml:space="preserve">, хотя сценарий требовал объяснимого пропуска </w:t>
+      </w:r>
+      <w:r>
+        <w:rPr>
+          <w:rFonts w:ascii="Consolas" w:hAnsi="Consolas" w:eastAsia="Consolas" w:cs="Consolas"/>
+          <w:sz w:val="24"/>
+          <w:lang w:val="ru-RU"/>
+        </w:rPr>
+        <w:t>UNKNOWN_COLOR_CONFIRMED</w:t>
+      </w:r>
+      <w:r>
+        <w:rPr>
+          <w:rFonts w:ascii="Times New Roman" w:hAnsi="Times New Roman" w:eastAsia="Times New Roman" w:cs="Times New Roman"/>
+          <w:sz w:val="24"/>
+          <w:lang w:val="ru-RU"/>
+        </w:rPr>
+        <w:t xml:space="preserve">. При коэффициентах освещения 0,70 и 1,30 evaluator подтверждал правильную укладку, но контроллер не распознал ее камерой </w:t>
+      </w:r>
+      <w:r>
+        <w:rPr>
+          <w:rFonts w:ascii="Consolas" w:hAnsi="Consolas" w:eastAsia="Consolas" w:cs="Consolas"/>
+          <w:sz w:val="24"/>
+          <w:lang w:val="ru-RU"/>
+        </w:rPr>
+        <w:t>placement_rgb</w:t>
+      </w:r>
+      <w:r>
+        <w:rPr>
+          <w:rFonts w:ascii="Times New Roman" w:hAnsi="Times New Roman" w:eastAsia="Times New Roman" w:cs="Times New Roman"/>
+          <w:sz w:val="24"/>
+          <w:lang w:val="ru-RU"/>
+        </w:rPr>
+        <w:t xml:space="preserve">, записал </w:t>
+      </w:r>
+      <w:r>
+        <w:rPr>
+          <w:rFonts w:ascii="Consolas" w:hAnsi="Consolas" w:eastAsia="Consolas" w:cs="Consolas"/>
+          <w:sz w:val="24"/>
+          <w:lang w:val="ru-RU"/>
+        </w:rPr>
+        <w:t>PLACE_VERIFICATION_TIMEOUT</w:t>
+      </w:r>
+      <w:r>
+        <w:rPr>
+          <w:rFonts w:ascii="Times New Roman" w:hAnsi="Times New Roman" w:eastAsia="Times New Roman" w:cs="Times New Roman"/>
+          <w:sz w:val="24"/>
+          <w:lang w:val="ru-RU"/>
+        </w:rPr>
+        <w:t xml:space="preserve"> и поместил слот в карантин. Значит, проверка результата пока чувствительна к освещению.</w:t>
       </w:r>
     </w:p>
     <w:p>
@@ -10586,7 +10657,23 @@
           <w:sz w:val="24"/>
           <w:lang w:val="ru-RU"/>
         </w:rPr>
-        <w:t>Матрица первых публичных классификаций и истинных классов приведена на рисунке 5.2.</w:t>
+        <w:t xml:space="preserve">В V08 модуль зрения разделил два близких объекта, но планировщик отклонил оба захвата из-за недостаточного безопасного зазора. В V02 партия остановилась после трех укладок из-за запрещенного контакта. Для следующей версии нужно исследовать причины 17 отказов </w:t>
+      </w:r>
+      <w:r>
+        <w:rPr>
+          <w:rFonts w:ascii="Consolas" w:hAnsi="Consolas" w:eastAsia="Consolas" w:cs="Consolas"/>
+          <w:sz w:val="24"/>
+          <w:lang w:val="ru-RU"/>
+        </w:rPr>
+        <w:t>COLLISION_GRASP</w:t>
+      </w:r>
+      <w:r>
+        <w:rPr>
+          <w:rFonts w:ascii="Times New Roman" w:hAnsi="Times New Roman" w:eastAsia="Times New Roman" w:cs="Times New Roman"/>
+          <w:sz w:val="24"/>
+          <w:lang w:val="ru-RU"/>
+        </w:rPr>
+        <w:t>, учитывать заполнение лотков при выборе слота и согласовать план укладки с тем, что видит публичная камера. Защиту планировщика при этом снимать нельзя.</w:t>
       </w:r>
     </w:p>
     <w:p>
@@ -10620,7 +10707,7 @@
           <w:sz w:val="24"/>
           <w:lang w:val="ru-RU"/>
         </w:rPr>
-        <w:t xml:space="preserve">Рисунок 6.1 показывает фактическую измеренную TCP-траекторию представительного полного успешного прогона </w:t>
+        <w:t xml:space="preserve">На рисунке 6.1 приведена измеренная TCP-траектория одного полного успешного прогона </w:t>
       </w:r>
       <w:r>
         <w:rPr>
@@ -10636,7 +10723,7 @@
           <w:sz w:val="24"/>
           <w:lang w:val="ru-RU"/>
         </w:rPr>
-        <w:t>. Он иллюстрирует геометрию одного принятого виртуального цикла и не является средней траекторией всех запусков. Ошибка слежения в M9 показана отдельно для поворотных осей в радианах и вертикального ползуна в миллиметрах: величины с разными единицами не объединены в одну шкалу.</w:t>
+        <w:t>. Она показывает фактический путь в этом виртуальном цикле, а не среднюю траекторию кампании. Ошибки слежения показаны отдельно: для поворотных осей — в радианах, для вертикального ползуна — в миллиметрах.</w:t>
       </w:r>
     </w:p>
     <w:p>
@@ -10792,7 +10879,7 @@
           <w:sz w:val="24"/>
           <w:lang w:val="ru-RU"/>
         </w:rPr>
-        <w:t>В отдельных фиксированных сценах алгоритм выполняет полный цикл от изображения до правильной виртуальной укладки. В смешанных партиях обнаружение и первичная цветовая классификация оказались точными на 90 начальных наблюдениях V03, однако система не всегда находит допустимый collision-free захват или подтверждает placement-результат. Следовательно, предел основной серии находится преимущественно в интеграции геометрии захвата/планирования и подтверждения укладки, а не в зарегистрированных начальных цветовых метках. Это вывод для данной выборки, не доказательство того, что perception всегда безошибочен.</w:t>
+        <w:t>В фиксированных сценах система проходит путь от изображения до правильной виртуальной укладки. В V03 первичная классификация была верной во всех 90 начальных наблюдениях, однако планировщик не всегда находил безопасный захват, а placement-камера иногда не подтверждала результат. По этим данным ограничения полного цикла связаны прежде всего с планированием захвата и проверкой укладки. Это вывод только по зарегистрированной выборке; он не доказывает, что восприятие всегда безошибочно.</w:t>
       </w:r>
     </w:p>
     <w:p>
@@ -10808,7 +10895,7 @@
           <w:sz w:val="24"/>
           <w:lang w:val="ru-RU"/>
         </w:rPr>
-        <w:t>В совокупности 84 из 98 прогонов выполнили свой заранее ожидавшийся исход. Эта доля объединяет разные типы проверок, включая безопасный отказ; ее нельзя интерпретировать как долю успешно отсортированных партий.</w:t>
+        <w:t>В 84 из 98 прогонов получен заранее ожидавшийся исход. Это число объединяет функциональные сценарии и проверки безопасного отказа, поэтому его нельзя считать долей успешно отсортированных партий.</w:t>
       </w:r>
     </w:p>
     <w:p>
@@ -10824,7 +10911,7 @@
           <w:sz w:val="24"/>
           <w:lang w:val="ru-RU"/>
         </w:rPr>
-        <w:t xml:space="preserve">При дальнейшей работе следует отдельно исследовать причины </w:t>
+        <w:t xml:space="preserve">Следующая версия должна разобрать причины </w:t>
       </w:r>
       <w:r>
         <w:rPr>
@@ -10840,7 +10927,7 @@
           <w:sz w:val="24"/>
           <w:lang w:val="ru-RU"/>
         </w:rPr>
-        <w:t>, планировать слот с учетом уже размещенных объектов, устранить несогласованность локальных и терминальных статусов в случаях неуспешного подтверждения, добавить reason-coded реакцию на серые/низкоконтрастные сцены и повторить V03 на новой неизменной версии. Эти шаги не меняют и не «улучшают задним числом» результаты кампании M9.</w:t>
+        <w:t>, выбирать слоты с учетом уже размещенных деталей, согласовать внутренний и терминальный статусы при непроверенной укладке, а для серых и низкоконтрастных сцен задавать отдельную реакцию с кодом причины. После доработок V03 нужно повторить на новой зафиксированной версии. Результаты кампании M9 при этом остаются неизменными.</w:t>
       </w:r>
     </w:p>
     <w:p>
@@ -10891,7 +10978,7 @@
           <w:sz w:val="24"/>
           <w:lang w:val="ru-RU"/>
         </w:rPr>
-        <w:t>Выводы следует формулировать как «в зарегистрированных виртуальных сценариях модель показала…». Нельзя переносить их на физический манипулятор без изготовления, калибровки, измерений и отдельной натурной кампании.</w:t>
+        <w:t>Эти результаты относятся только к зарегистрированным виртуальным сценариям. Чтобы распространить выводы на физический манипулятор, потребуется изготовить и откалибровать устройство, провести измерения и выполнить отдельную натурную кампанию.</w:t>
       </w:r>
     </w:p>
     <w:p>
@@ -10926,7 +11013,7 @@
           <w:sz w:val="24"/>
           <w:lang w:val="ru-RU"/>
         </w:rPr>
-        <w:t>Разработана и интегрирована параметрическая программная ячейка сортировки объектов по цвету с манипулятором SCARA R–R–P–R. Заданы геометрия, координатные кадры, ограничения суставов, два RGB-наблюдательных ракурса, зоны сортировки, контактный захват и общий SSOT. Реализованы аналитические FK/IK, выделение и классификация объектов, оценка положения по гомографии, детерминированное планирование с проверкой коллизий, FSM с ограниченными отказами и независимый оценщик виртуального результата.</w:t>
+        <w:t>В работе создана параметрическая программная ячейка сортировки с манипулятором SCARA R–R–P–R. В модели заданы геометрия, координатные системы, суставные ограничения, два RGB-ракурса, зоны сортировки и контактный захват; параметры хранятся в SSOT. Реализованы аналитические FK/IK, выделение объектов, классификация цвета, оценка положения по гомографии, детерминированное планирование с проверкой коллизий, FSM с ограниченными отказами и независимая оценка результата.</w:t>
       </w:r>
     </w:p>
     <w:p>
@@ -10942,7 +11029,7 @@
           <w:sz w:val="24"/>
           <w:lang w:val="ru-RU"/>
         </w:rPr>
-        <w:t xml:space="preserve">Математические проверки M3 показали согласованность кинематических преобразований с машинной точностью на заданных выборках. Perception M4 классифицировал 90 из 90 первых публичных объектов V03 в пределах зафиксированных цветов и условий. В интеграционной кампании M9 выполнены все 98 зарегистрированных запусков и сохранены исходные данные, seed и метаданные. При этом главный критерий V03 не достигнут: получено 21/30 полных партий при целевом значении 27/30; верно размещены 73/90 объектов. Планировщик безопасно отклонил 17 захватов с причиной </w:t>
+        <w:t xml:space="preserve">Проверки M3 подтвердили численную согласованность кинематических преобразований на выбранных выборках. В M4 все 90 первых публичных объектов V03 получили правильную метку в пределах заданной палитры и условий. Для кампании M9 выполнили 98 зарегистрированных запусков и сохранили исходные данные, seed и метаданные. Главный критерий V03 не выполнен: полностью отсортированы 21 из 30 партий вместо целевых 27; в правильные зоны попали 73 из 90 объектов. Еще 17 захватов планировщик отклонил по причине </w:t>
       </w:r>
       <w:r>
         <w:rPr>
@@ -10958,7 +11045,7 @@
           <w:sz w:val="24"/>
           <w:lang w:val="ru-RU"/>
         </w:rPr>
-        <w:t>, но это снижает функциональную полноту. Кроме того, V02 выявил запрещенный контакт, а ряд случаев обнаружил ограничения подтверждения укладки и UNKNOWN-обработки.</w:t>
+        <w:t>. В V02 также зафиксирован запрещенный контакт; в других сценариях проявились ограничения проверки укладки и обработки UNKNOWN.</w:t>
       </w:r>
     </w:p>
     <w:p>
@@ -10974,7 +11061,7 @@
           <w:sz w:val="24"/>
           <w:lang w:val="ru-RU"/>
         </w:rPr>
-        <w:t>Таким образом, программная модель демонстрирует работоспособность отдельных полных циклов и воспроизводимое поведение на зарегистрированных сценариях, но не подтверждает заданный порог надежности смешанной сортировки. Никакие физические испытания или измерения не проводились. Следующая инженерная итерация должна улучшать достижимость безопасных захватов и подтверждение результата, после чего необходим повтор приемочной кампании на заранее зафиксированном протоколе.</w:t>
+        <w:t>Виртуальная модель выполнила отдельные полные циклы и воспроизводимо отработала зарегистрированные сценарии, но не достигла заданной полноты смешанной сортировки. Физические испытания и измерения не проводились. Следующая итерация должна улучшить доступность безопасных захватов и подтверждение укладки; затем приемочную кампанию следует повторить по заранее зафиксированному протоколу.</w:t>
       </w:r>
     </w:p>
     <w:p>
@@ -11388,7 +11475,7 @@
           <w:sz w:val="24"/>
           <w:lang w:val="ru-RU"/>
         </w:rPr>
-        <w:t>Редактируемые исходники, полный код и проверочные материалы хранятся в проекте:</w:t>
+        <w:t>В проекте сохранены редактируемые исходники, полный код и материалы для проверки:</w:t>
       </w:r>
     </w:p>
     <w:p>
@@ -11614,7 +11701,7 @@
           <w:sz w:val="24"/>
           <w:lang w:val="ru-RU"/>
         </w:rPr>
-        <w:t xml:space="preserve">Параметры запуска, seed и контрольные суммы следует брать из </w:t>
+        <w:t xml:space="preserve">Для повторного запуска используйте параметры, seed и контрольные суммы из </w:t>
       </w:r>
       <w:r>
         <w:rPr>
@@ -11662,7 +11749,7 @@
           <w:sz w:val="24"/>
           <w:lang w:val="ru-RU"/>
         </w:rPr>
-        <w:t xml:space="preserve">; агрегированные результаты повторно формируются штатным анализатором </w:t>
+        <w:t xml:space="preserve">. Агрегированные результаты формирует штатный анализатор </w:t>
       </w:r>
       <w:r>
         <w:rPr>
@@ -11762,7 +11849,7 @@
           <w:sz w:val="24"/>
           <w:lang w:val="ru-RU"/>
         </w:rPr>
-        <w:t xml:space="preserve">Ниже приведена математическая форма, лежащая в основе модуля </w:t>
+        <w:t xml:space="preserve">В модуле </w:t>
       </w:r>
       <w:r>
         <w:rPr>
@@ -11778,7 +11865,7 @@
           <w:sz w:val="24"/>
           <w:lang w:val="ru-RU"/>
         </w:rPr>
-        <w:t>; полный исполняемый исходник остается в программном комплекте. Расчет выполняется в SI, проверка суставных лимитов предшествует выдаче команды:</w:t>
+        <w:t xml:space="preserve"> используется следующая математическая форма. Расчет ведется в SI; суставные ограничения проверяются до выдачи команды:</w:t>
       </w:r>
     </w:p>
     <w:p>
@@ -11830,7 +11917,7 @@
           <w:sz w:val="24"/>
           <w:lang w:val="ru-RU"/>
         </w:rPr>
-        <w:t>Этот фрагмент объясняет расчет, а не заменяет полный программный исходник и не утверждает наличие аппаратного контроллера.</w:t>
+        <w:t>Фрагмент показывает принцип расчета. Полный исполняемый код находится в программном комплекте; аппаратного контроллера в проекте нет.</w:t>
       </w:r>
     </w:p>
     <w:sectPr>

--- a/08_Записка/Пояснительная_записка.docx
+++ b/08_Записка/Пояснительная_записка.docx
@@ -4038,7 +4038,7 @@
             <w:tab/>
           </w:r>
           <w:r>
-            <w:t>15</w:t>
+            <w:t>16</w:t>
           </w:r>
         </w:p>
         <w:p>
@@ -5157,14 +5157,92 @@
         </w:rPr>
         <w:t xml:space="preserve"> переводит координаты столбца из кадра B в кадр A: </w:t>
       </w:r>
-      <w:r>
-        <w:rPr>
-          <w:rFonts w:ascii="Consolas" w:hAnsi="Consolas" w:eastAsia="Consolas" w:cs="Consolas"/>
-          <w:sz w:val="24"/>
-          <w:lang w:val="ru-RU"/>
-        </w:rPr>
-        <w:t>p_A = T_A_B p_B</w:t>
-      </w:r>
+      <m:oMath>
+        <m:sSub>
+          <m:e>
+            <m:r>
+              <m:rPr>
+                <m:sty m:val="i"/>
+              </m:rPr>
+              <m:t>p</m:t>
+            </m:r>
+          </m:e>
+          <m:sub>
+            <m:r>
+              <m:rPr>
+                <m:sty m:val="i"/>
+              </m:rPr>
+              <m:t>A</m:t>
+            </m:r>
+          </m:sub>
+        </m:sSub>
+        <m:r>
+          <m:rPr>
+            <m:sty m:val="p"/>
+          </m:rPr>
+          <m:t xml:space="preserve"> </m:t>
+        </m:r>
+        <m:r>
+          <m:rPr>
+            <m:sty m:val="p"/>
+          </m:rPr>
+          <m:t>=</m:t>
+        </m:r>
+        <m:r>
+          <m:rPr>
+            <m:sty m:val="p"/>
+          </m:rPr>
+          <m:t xml:space="preserve"> </m:t>
+        </m:r>
+        <m:sSub>
+          <m:e>
+            <m:r>
+              <m:rPr>
+                <m:sty m:val="i"/>
+              </m:rPr>
+              <m:t>T</m:t>
+            </m:r>
+          </m:e>
+          <m:sub>
+            <m:r>
+              <m:rPr>
+                <m:sty m:val="i"/>
+              </m:rPr>
+              <m:t>A</m:t>
+            </m:r>
+            <m:r>
+              <m:rPr>
+                <m:sty m:val="p"/>
+              </m:rPr>
+              <m:t>,</m:t>
+            </m:r>
+            <m:r>
+              <m:rPr>
+                <m:sty m:val="i"/>
+              </m:rPr>
+              <m:t>B</m:t>
+            </m:r>
+          </m:sub>
+        </m:sSub>
+        <m:sSub>
+          <m:e>
+            <m:r>
+              <m:rPr>
+                <m:sty m:val="i"/>
+              </m:rPr>
+              <m:t>p</m:t>
+            </m:r>
+          </m:e>
+          <m:sub>
+            <m:r>
+              <m:rPr>
+                <m:sty m:val="i"/>
+              </m:rPr>
+              <m:t>B</m:t>
+            </m:r>
+          </m:sub>
+        </m:sSub>
+      </m:oMath>
       <w:r>
         <w:rPr>
           <w:rFonts w:ascii="Times New Roman" w:hAnsi="Times New Roman" w:eastAsia="Times New Roman" w:cs="Times New Roman"/>
@@ -6789,14 +6867,68 @@
         </w:rPr>
         <w:t xml:space="preserve">Каждый объект представлен твердым параллелепипедом из изотропного PLA. Для оценки его номинальной массы взята плотность 1240 кг/м³ из технического листа материала [5]; единицы приведены к СИ [4]. При размерах 0,028 × 0,028 × 0,016 м объем равен </w:t>
       </w:r>
-      <w:r>
-        <w:rPr>
-          <w:rFonts w:ascii="Consolas" w:hAnsi="Consolas" w:eastAsia="Consolas" w:cs="Consolas"/>
-          <w:sz w:val="24"/>
-          <w:lang w:val="ru-RU"/>
-        </w:rPr>
-        <w:t>1,2544·10⁻⁵ м³</w:t>
-      </w:r>
+      <m:oMath>
+        <m:r>
+          <m:rPr>
+            <m:sty m:val="p"/>
+          </m:rPr>
+          <m:t>1,2544</m:t>
+        </m:r>
+        <m:r>
+          <m:rPr>
+            <m:sty m:val="p"/>
+          </m:rPr>
+          <m:t>·</m:t>
+        </m:r>
+        <m:sSup>
+          <m:e>
+            <m:r>
+              <m:rPr>
+                <m:sty m:val="p"/>
+              </m:rPr>
+              <m:t>10</m:t>
+            </m:r>
+          </m:e>
+          <m:sup>
+            <m:r>
+              <m:rPr>
+                <m:sty m:val="p"/>
+              </m:rPr>
+              <m:t>-</m:t>
+            </m:r>
+            <m:r>
+              <m:rPr>
+                <m:sty m:val="p"/>
+              </m:rPr>
+              <m:t>5</m:t>
+            </m:r>
+          </m:sup>
+        </m:sSup>
+        <m:r>
+          <m:rPr>
+            <m:sty m:val="p"/>
+          </m:rPr>
+          <m:t xml:space="preserve"> </m:t>
+        </m:r>
+        <m:sSup>
+          <m:e>
+            <m:r>
+              <m:rPr>
+                <m:sty m:val="p"/>
+              </m:rPr>
+              <m:t>м</m:t>
+            </m:r>
+          </m:e>
+          <m:sup>
+            <m:r>
+              <m:rPr>
+                <m:sty m:val="p"/>
+              </m:rPr>
+              <m:t>3</m:t>
+            </m:r>
+          </m:sup>
+        </m:sSup>
+      </m:oMath>
       <w:r>
         <w:rPr>
           <w:rFonts w:ascii="Times New Roman" w:hAnsi="Times New Roman" w:eastAsia="Times New Roman" w:cs="Times New Roman"/>
@@ -7012,38 +7144,1096 @@
         </w:rPr>
         <w:t xml:space="preserve">Вектор суставов </w:t>
       </w:r>
-      <w:r>
-        <w:rPr>
-          <w:rFonts w:ascii="Consolas" w:hAnsi="Consolas" w:eastAsia="Consolas" w:cs="Consolas"/>
-          <w:sz w:val="24"/>
-          <w:lang w:val="ru-RU"/>
-        </w:rPr>
-        <w:t>q = [q1, q2, q3, q4]ᵀ</w:t>
-      </w:r>
-      <w:r>
-        <w:rPr>
-          <w:rFonts w:ascii="Times New Roman" w:hAnsi="Times New Roman" w:eastAsia="Times New Roman" w:cs="Times New Roman"/>
-          <w:sz w:val="24"/>
-          <w:lang w:val="ru-RU"/>
-        </w:rPr>
-        <w:t>; для q1, q2 и q4 используются радианы, для q3 — метры. Угловые оси J1, J2 и J4 направлены вдоль +Z, поступательная ось J3 — вдоль локального −Z. Длина первого и второго звеньев — L1=0,230 м и L2=0,200 м. Из последовательности однородных преобразований от BASE к TCP получаем:</w:t>
+      <m:oMath>
+        <m:r>
+          <m:rPr>
+            <m:sty m:val="i"/>
+          </m:rPr>
+          <m:t>q</m:t>
+        </m:r>
+        <m:r>
+          <m:rPr>
+            <m:sty m:val="p"/>
+          </m:rPr>
+          <m:t>=</m:t>
+        </m:r>
+        <m:r>
+          <m:rPr>
+            <m:sty m:val="p"/>
+          </m:rPr>
+          <m:t>(</m:t>
+        </m:r>
+        <m:sSub>
+          <m:e>
+            <m:r>
+              <m:rPr>
+                <m:sty m:val="i"/>
+              </m:rPr>
+              <m:t>q</m:t>
+            </m:r>
+          </m:e>
+          <m:sub>
+            <m:r>
+              <m:rPr>
+                <m:sty m:val="p"/>
+              </m:rPr>
+              <m:t>1</m:t>
+            </m:r>
+          </m:sub>
+        </m:sSub>
+        <m:r>
+          <m:rPr>
+            <m:sty m:val="p"/>
+          </m:rPr>
+          <m:t>,</m:t>
+        </m:r>
+        <m:sSub>
+          <m:e>
+            <m:r>
+              <m:rPr>
+                <m:sty m:val="i"/>
+              </m:rPr>
+              <m:t>q</m:t>
+            </m:r>
+          </m:e>
+          <m:sub>
+            <m:r>
+              <m:rPr>
+                <m:sty m:val="p"/>
+              </m:rPr>
+              <m:t>2</m:t>
+            </m:r>
+          </m:sub>
+        </m:sSub>
+        <m:r>
+          <m:rPr>
+            <m:sty m:val="p"/>
+          </m:rPr>
+          <m:t>,</m:t>
+        </m:r>
+        <m:sSub>
+          <m:e>
+            <m:r>
+              <m:rPr>
+                <m:sty m:val="i"/>
+              </m:rPr>
+              <m:t>q</m:t>
+            </m:r>
+          </m:e>
+          <m:sub>
+            <m:r>
+              <m:rPr>
+                <m:sty m:val="p"/>
+              </m:rPr>
+              <m:t>3</m:t>
+            </m:r>
+          </m:sub>
+        </m:sSub>
+        <m:r>
+          <m:rPr>
+            <m:sty m:val="p"/>
+          </m:rPr>
+          <m:t>,</m:t>
+        </m:r>
+        <m:sSub>
+          <m:e>
+            <m:r>
+              <m:rPr>
+                <m:sty m:val="i"/>
+              </m:rPr>
+              <m:t>q</m:t>
+            </m:r>
+          </m:e>
+          <m:sub>
+            <m:r>
+              <m:rPr>
+                <m:sty m:val="p"/>
+              </m:rPr>
+              <m:t>4</m:t>
+            </m:r>
+          </m:sub>
+        </m:sSub>
+        <m:sSup>
+          <m:e>
+            <m:r>
+              <m:rPr>
+                <m:sty m:val="p"/>
+              </m:rPr>
+              <m:t>)</m:t>
+            </m:r>
+          </m:e>
+          <m:sup>
+            <m:r>
+              <m:rPr>
+                <m:sty m:val="p"/>
+              </m:rPr>
+              <m:t>T</m:t>
+            </m:r>
+          </m:sup>
+        </m:sSup>
+      </m:oMath>
+      <w:r>
+        <w:rPr>
+          <w:rFonts w:ascii="Times New Roman" w:hAnsi="Times New Roman" w:eastAsia="Times New Roman" w:cs="Times New Roman"/>
+          <w:sz w:val="24"/>
+          <w:lang w:val="ru-RU"/>
+        </w:rPr>
+        <w:t xml:space="preserve">; для </w:t>
+      </w:r>
+      <m:oMath>
+        <m:sSub>
+          <m:e>
+            <m:r>
+              <m:rPr>
+                <m:sty m:val="i"/>
+              </m:rPr>
+              <m:t>q</m:t>
+            </m:r>
+          </m:e>
+          <m:sub>
+            <m:r>
+              <m:rPr>
+                <m:sty m:val="p"/>
+              </m:rPr>
+              <m:t>1</m:t>
+            </m:r>
+          </m:sub>
+        </m:sSub>
+      </m:oMath>
+      <w:r>
+        <w:rPr>
+          <w:rFonts w:ascii="Times New Roman" w:hAnsi="Times New Roman" w:eastAsia="Times New Roman" w:cs="Times New Roman"/>
+          <w:sz w:val="24"/>
+          <w:lang w:val="ru-RU"/>
+        </w:rPr>
+        <w:t xml:space="preserve">, </w:t>
+      </w:r>
+      <m:oMath>
+        <m:sSub>
+          <m:e>
+            <m:r>
+              <m:rPr>
+                <m:sty m:val="i"/>
+              </m:rPr>
+              <m:t>q</m:t>
+            </m:r>
+          </m:e>
+          <m:sub>
+            <m:r>
+              <m:rPr>
+                <m:sty m:val="p"/>
+              </m:rPr>
+              <m:t>2</m:t>
+            </m:r>
+          </m:sub>
+        </m:sSub>
+      </m:oMath>
+      <w:r>
+        <w:rPr>
+          <w:rFonts w:ascii="Times New Roman" w:hAnsi="Times New Roman" w:eastAsia="Times New Roman" w:cs="Times New Roman"/>
+          <w:sz w:val="24"/>
+          <w:lang w:val="ru-RU"/>
+        </w:rPr>
+        <w:t xml:space="preserve"> и </w:t>
+      </w:r>
+      <m:oMath>
+        <m:sSub>
+          <m:e>
+            <m:r>
+              <m:rPr>
+                <m:sty m:val="i"/>
+              </m:rPr>
+              <m:t>q</m:t>
+            </m:r>
+          </m:e>
+          <m:sub>
+            <m:r>
+              <m:rPr>
+                <m:sty m:val="p"/>
+              </m:rPr>
+              <m:t>4</m:t>
+            </m:r>
+          </m:sub>
+        </m:sSub>
+      </m:oMath>
+      <w:r>
+        <w:rPr>
+          <w:rFonts w:ascii="Times New Roman" w:hAnsi="Times New Roman" w:eastAsia="Times New Roman" w:cs="Times New Roman"/>
+          <w:sz w:val="24"/>
+          <w:lang w:val="ru-RU"/>
+        </w:rPr>
+        <w:t xml:space="preserve"> используются радианы, для </w:t>
+      </w:r>
+      <m:oMath>
+        <m:sSub>
+          <m:e>
+            <m:r>
+              <m:rPr>
+                <m:sty m:val="i"/>
+              </m:rPr>
+              <m:t>q</m:t>
+            </m:r>
+          </m:e>
+          <m:sub>
+            <m:r>
+              <m:rPr>
+                <m:sty m:val="p"/>
+              </m:rPr>
+              <m:t>3</m:t>
+            </m:r>
+          </m:sub>
+        </m:sSub>
+      </m:oMath>
+      <w:r>
+        <w:rPr>
+          <w:rFonts w:ascii="Times New Roman" w:hAnsi="Times New Roman" w:eastAsia="Times New Roman" w:cs="Times New Roman"/>
+          <w:sz w:val="24"/>
+          <w:lang w:val="ru-RU"/>
+        </w:rPr>
+        <w:t xml:space="preserve"> — метры. Угловые оси J1, J2 и J4 направлены вдоль +Z, поступательная ось J3 — вдоль локального −Z. Длина первого и второго звеньев — </w:t>
+      </w:r>
+      <m:oMath>
+        <m:sSub>
+          <m:e>
+            <m:r>
+              <m:rPr>
+                <m:sty m:val="i"/>
+              </m:rPr>
+              <m:t>L</m:t>
+            </m:r>
+          </m:e>
+          <m:sub>
+            <m:r>
+              <m:rPr>
+                <m:sty m:val="p"/>
+              </m:rPr>
+              <m:t>1</m:t>
+            </m:r>
+          </m:sub>
+        </m:sSub>
+        <m:r>
+          <m:rPr>
+            <m:sty m:val="p"/>
+          </m:rPr>
+          <m:t>=</m:t>
+        </m:r>
+        <m:r>
+          <m:rPr>
+            <m:sty m:val="p"/>
+          </m:rPr>
+          <m:t>0,230</m:t>
+        </m:r>
+        <m:r>
+          <m:rPr>
+            <m:sty m:val="p"/>
+          </m:rPr>
+          <m:t xml:space="preserve"> </m:t>
+        </m:r>
+        <m:r>
+          <m:rPr>
+            <m:sty m:val="p"/>
+          </m:rPr>
+          <m:t>м</m:t>
+        </m:r>
+      </m:oMath>
+      <w:r>
+        <w:rPr>
+          <w:rFonts w:ascii="Times New Roman" w:hAnsi="Times New Roman" w:eastAsia="Times New Roman" w:cs="Times New Roman"/>
+          <w:sz w:val="24"/>
+          <w:lang w:val="ru-RU"/>
+        </w:rPr>
+        <w:t xml:space="preserve"> и </w:t>
+      </w:r>
+      <m:oMath>
+        <m:sSub>
+          <m:e>
+            <m:r>
+              <m:rPr>
+                <m:sty m:val="i"/>
+              </m:rPr>
+              <m:t>L</m:t>
+            </m:r>
+          </m:e>
+          <m:sub>
+            <m:r>
+              <m:rPr>
+                <m:sty m:val="p"/>
+              </m:rPr>
+              <m:t>2</m:t>
+            </m:r>
+          </m:sub>
+        </m:sSub>
+        <m:r>
+          <m:rPr>
+            <m:sty m:val="p"/>
+          </m:rPr>
+          <m:t>=</m:t>
+        </m:r>
+        <m:r>
+          <m:rPr>
+            <m:sty m:val="p"/>
+          </m:rPr>
+          <m:t>0,200</m:t>
+        </m:r>
+        <m:r>
+          <m:rPr>
+            <m:sty m:val="p"/>
+          </m:rPr>
+          <m:t xml:space="preserve"> </m:t>
+        </m:r>
+        <m:r>
+          <m:rPr>
+            <m:sty m:val="p"/>
+          </m:rPr>
+          <m:t>м</m:t>
+        </m:r>
+      </m:oMath>
+      <w:r>
+        <w:rPr>
+          <w:rFonts w:ascii="Times New Roman" w:hAnsi="Times New Roman" w:eastAsia="Times New Roman" w:cs="Times New Roman"/>
+          <w:sz w:val="24"/>
+          <w:lang w:val="ru-RU"/>
+        </w:rPr>
+        <w:t>. Из последовательности однородных преобразований от BASE к TCP получаем:</w:t>
       </w:r>
     </w:p>
     <w:p>
       <w:pPr>
         <w:keepLines/>
-        <w:spacing w:before="60" w:after="60"/>
+        <w:spacing w:before="40" w:after="40"/>
         <w:ind w:firstLine="0"/>
         <w:jc w:val="center"/>
       </w:pPr>
-      <w:r>
-        <w:rPr>
-          <w:rFonts w:ascii="Cambria Math" w:hAnsi="Cambria Math" w:eastAsia="Cambria Math" w:cs="Cambria Math"/>
-          <w:sz w:val="24"/>
-          <w:lang w:val="ru-RU"/>
-        </w:rPr>
-        <w:t>x = x_b + L_1 cos(q_1) + L_2 cos(q_1+q_2), y = y_b + L_1 sin(q_1) + L_2 sin(q_1+q_2), z = z_b + 0,103 - q_3, ψ = wrap(q_1+q_2+q_4).</w:t>
-      </w:r>
+      <m:oMathPara>
+        <m:oMathParaPr>
+          <m:jc m:val="center"/>
+        </m:oMathParaPr>
+        <m:oMath>
+          <m:r>
+            <m:rPr>
+              <m:sty m:val="i"/>
+            </m:rPr>
+            <m:t>x</m:t>
+          </m:r>
+          <m:r>
+            <m:rPr>
+              <m:sty m:val="p"/>
+            </m:rPr>
+            <m:t xml:space="preserve"> </m:t>
+          </m:r>
+          <m:r>
+            <m:rPr>
+              <m:sty m:val="p"/>
+            </m:rPr>
+            <m:t>=</m:t>
+          </m:r>
+          <m:r>
+            <m:rPr>
+              <m:sty m:val="p"/>
+            </m:rPr>
+            <m:t xml:space="preserve"> </m:t>
+          </m:r>
+          <m:sSub>
+            <m:e>
+              <m:r>
+                <m:rPr>
+                  <m:sty m:val="i"/>
+                </m:rPr>
+                <m:t>x</m:t>
+              </m:r>
+            </m:e>
+            <m:sub>
+              <m:r>
+                <m:rPr>
+                  <m:sty m:val="i"/>
+                </m:rPr>
+                <m:t>b</m:t>
+              </m:r>
+            </m:sub>
+          </m:sSub>
+          <m:r>
+            <m:rPr>
+              <m:sty m:val="p"/>
+            </m:rPr>
+            <m:t xml:space="preserve"> </m:t>
+          </m:r>
+          <m:r>
+            <m:rPr>
+              <m:sty m:val="p"/>
+            </m:rPr>
+            <m:t>+</m:t>
+          </m:r>
+          <m:r>
+            <m:rPr>
+              <m:sty m:val="p"/>
+            </m:rPr>
+            <m:t xml:space="preserve"> </m:t>
+          </m:r>
+          <m:sSub>
+            <m:e>
+              <m:r>
+                <m:rPr>
+                  <m:sty m:val="i"/>
+                </m:rPr>
+                <m:t>L</m:t>
+              </m:r>
+            </m:e>
+            <m:sub>
+              <m:r>
+                <m:rPr>
+                  <m:sty m:val="p"/>
+                </m:rPr>
+                <m:t>1</m:t>
+              </m:r>
+            </m:sub>
+          </m:sSub>
+          <m:r>
+            <m:rPr>
+              <m:sty m:val="p"/>
+            </m:rPr>
+            <m:t xml:space="preserve"> </m:t>
+          </m:r>
+          <m:r>
+            <m:rPr>
+              <m:sty m:val="p"/>
+            </m:rPr>
+            <m:t>cos</m:t>
+          </m:r>
+          <m:r>
+            <m:rPr>
+              <m:sty m:val="p"/>
+            </m:rPr>
+            <m:t>(</m:t>
+          </m:r>
+          <m:sSub>
+            <m:e>
+              <m:r>
+                <m:rPr>
+                  <m:sty m:val="i"/>
+                </m:rPr>
+                <m:t>q</m:t>
+              </m:r>
+            </m:e>
+            <m:sub>
+              <m:r>
+                <m:rPr>
+                  <m:sty m:val="p"/>
+                </m:rPr>
+                <m:t>1</m:t>
+              </m:r>
+            </m:sub>
+          </m:sSub>
+          <m:r>
+            <m:rPr>
+              <m:sty m:val="p"/>
+            </m:rPr>
+            <m:t>)</m:t>
+          </m:r>
+          <m:r>
+            <m:rPr>
+              <m:sty m:val="p"/>
+            </m:rPr>
+            <m:t xml:space="preserve"> </m:t>
+          </m:r>
+          <m:r>
+            <m:rPr>
+              <m:sty m:val="p"/>
+            </m:rPr>
+            <m:t>+</m:t>
+          </m:r>
+          <m:r>
+            <m:rPr>
+              <m:sty m:val="p"/>
+            </m:rPr>
+            <m:t xml:space="preserve"> </m:t>
+          </m:r>
+          <m:sSub>
+            <m:e>
+              <m:r>
+                <m:rPr>
+                  <m:sty m:val="i"/>
+                </m:rPr>
+                <m:t>L</m:t>
+              </m:r>
+            </m:e>
+            <m:sub>
+              <m:r>
+                <m:rPr>
+                  <m:sty m:val="p"/>
+                </m:rPr>
+                <m:t>2</m:t>
+              </m:r>
+            </m:sub>
+          </m:sSub>
+          <m:r>
+            <m:rPr>
+              <m:sty m:val="p"/>
+            </m:rPr>
+            <m:t xml:space="preserve"> </m:t>
+          </m:r>
+          <m:r>
+            <m:rPr>
+              <m:sty m:val="p"/>
+            </m:rPr>
+            <m:t>cos</m:t>
+          </m:r>
+          <m:r>
+            <m:rPr>
+              <m:sty m:val="p"/>
+            </m:rPr>
+            <m:t>(</m:t>
+          </m:r>
+          <m:sSub>
+            <m:e>
+              <m:r>
+                <m:rPr>
+                  <m:sty m:val="i"/>
+                </m:rPr>
+                <m:t>q</m:t>
+              </m:r>
+            </m:e>
+            <m:sub>
+              <m:r>
+                <m:rPr>
+                  <m:sty m:val="p"/>
+                </m:rPr>
+                <m:t>1</m:t>
+              </m:r>
+            </m:sub>
+          </m:sSub>
+          <m:r>
+            <m:rPr>
+              <m:sty m:val="p"/>
+            </m:rPr>
+            <m:t>+</m:t>
+          </m:r>
+          <m:sSub>
+            <m:e>
+              <m:r>
+                <m:rPr>
+                  <m:sty m:val="i"/>
+                </m:rPr>
+                <m:t>q</m:t>
+              </m:r>
+            </m:e>
+            <m:sub>
+              <m:r>
+                <m:rPr>
+                  <m:sty m:val="p"/>
+                </m:rPr>
+                <m:t>2</m:t>
+              </m:r>
+            </m:sub>
+          </m:sSub>
+          <m:r>
+            <m:rPr>
+              <m:sty m:val="p"/>
+            </m:rPr>
+            <m:t>)</m:t>
+          </m:r>
+          <m:r>
+            <m:rPr>
+              <m:sty m:val="p"/>
+            </m:rPr>
+            <m:t>,</m:t>
+          </m:r>
+        </m:oMath>
+      </m:oMathPara>
+    </w:p>
+    <w:p>
+      <w:pPr>
+        <w:keepLines/>
+        <w:spacing w:before="40" w:after="40"/>
+        <w:ind w:firstLine="0"/>
+        <w:jc w:val="center"/>
+      </w:pPr>
+      <m:oMathPara>
+        <m:oMathParaPr>
+          <m:jc m:val="center"/>
+        </m:oMathParaPr>
+        <m:oMath>
+          <m:r>
+            <m:rPr>
+              <m:sty m:val="i"/>
+            </m:rPr>
+            <m:t>y</m:t>
+          </m:r>
+          <m:r>
+            <m:rPr>
+              <m:sty m:val="p"/>
+            </m:rPr>
+            <m:t xml:space="preserve"> </m:t>
+          </m:r>
+          <m:r>
+            <m:rPr>
+              <m:sty m:val="p"/>
+            </m:rPr>
+            <m:t>=</m:t>
+          </m:r>
+          <m:r>
+            <m:rPr>
+              <m:sty m:val="p"/>
+            </m:rPr>
+            <m:t xml:space="preserve"> </m:t>
+          </m:r>
+          <m:sSub>
+            <m:e>
+              <m:r>
+                <m:rPr>
+                  <m:sty m:val="i"/>
+                </m:rPr>
+                <m:t>y</m:t>
+              </m:r>
+            </m:e>
+            <m:sub>
+              <m:r>
+                <m:rPr>
+                  <m:sty m:val="i"/>
+                </m:rPr>
+                <m:t>b</m:t>
+              </m:r>
+            </m:sub>
+          </m:sSub>
+          <m:r>
+            <m:rPr>
+              <m:sty m:val="p"/>
+            </m:rPr>
+            <m:t xml:space="preserve"> </m:t>
+          </m:r>
+          <m:r>
+            <m:rPr>
+              <m:sty m:val="p"/>
+            </m:rPr>
+            <m:t>+</m:t>
+          </m:r>
+          <m:r>
+            <m:rPr>
+              <m:sty m:val="p"/>
+            </m:rPr>
+            <m:t xml:space="preserve"> </m:t>
+          </m:r>
+          <m:sSub>
+            <m:e>
+              <m:r>
+                <m:rPr>
+                  <m:sty m:val="i"/>
+                </m:rPr>
+                <m:t>L</m:t>
+              </m:r>
+            </m:e>
+            <m:sub>
+              <m:r>
+                <m:rPr>
+                  <m:sty m:val="p"/>
+                </m:rPr>
+                <m:t>1</m:t>
+              </m:r>
+            </m:sub>
+          </m:sSub>
+          <m:r>
+            <m:rPr>
+              <m:sty m:val="p"/>
+            </m:rPr>
+            <m:t xml:space="preserve"> </m:t>
+          </m:r>
+          <m:r>
+            <m:rPr>
+              <m:sty m:val="p"/>
+            </m:rPr>
+            <m:t>sin</m:t>
+          </m:r>
+          <m:r>
+            <m:rPr>
+              <m:sty m:val="p"/>
+            </m:rPr>
+            <m:t>(</m:t>
+          </m:r>
+          <m:sSub>
+            <m:e>
+              <m:r>
+                <m:rPr>
+                  <m:sty m:val="i"/>
+                </m:rPr>
+                <m:t>q</m:t>
+              </m:r>
+            </m:e>
+            <m:sub>
+              <m:r>
+                <m:rPr>
+                  <m:sty m:val="p"/>
+                </m:rPr>
+                <m:t>1</m:t>
+              </m:r>
+            </m:sub>
+          </m:sSub>
+          <m:r>
+            <m:rPr>
+              <m:sty m:val="p"/>
+            </m:rPr>
+            <m:t>)</m:t>
+          </m:r>
+          <m:r>
+            <m:rPr>
+              <m:sty m:val="p"/>
+            </m:rPr>
+            <m:t xml:space="preserve"> </m:t>
+          </m:r>
+          <m:r>
+            <m:rPr>
+              <m:sty m:val="p"/>
+            </m:rPr>
+            <m:t>+</m:t>
+          </m:r>
+          <m:r>
+            <m:rPr>
+              <m:sty m:val="p"/>
+            </m:rPr>
+            <m:t xml:space="preserve"> </m:t>
+          </m:r>
+          <m:sSub>
+            <m:e>
+              <m:r>
+                <m:rPr>
+                  <m:sty m:val="i"/>
+                </m:rPr>
+                <m:t>L</m:t>
+              </m:r>
+            </m:e>
+            <m:sub>
+              <m:r>
+                <m:rPr>
+                  <m:sty m:val="p"/>
+                </m:rPr>
+                <m:t>2</m:t>
+              </m:r>
+            </m:sub>
+          </m:sSub>
+          <m:r>
+            <m:rPr>
+              <m:sty m:val="p"/>
+            </m:rPr>
+            <m:t xml:space="preserve"> </m:t>
+          </m:r>
+          <m:r>
+            <m:rPr>
+              <m:sty m:val="p"/>
+            </m:rPr>
+            <m:t>sin</m:t>
+          </m:r>
+          <m:r>
+            <m:rPr>
+              <m:sty m:val="p"/>
+            </m:rPr>
+            <m:t>(</m:t>
+          </m:r>
+          <m:sSub>
+            <m:e>
+              <m:r>
+                <m:rPr>
+                  <m:sty m:val="i"/>
+                </m:rPr>
+                <m:t>q</m:t>
+              </m:r>
+            </m:e>
+            <m:sub>
+              <m:r>
+                <m:rPr>
+                  <m:sty m:val="p"/>
+                </m:rPr>
+                <m:t>1</m:t>
+              </m:r>
+            </m:sub>
+          </m:sSub>
+          <m:r>
+            <m:rPr>
+              <m:sty m:val="p"/>
+            </m:rPr>
+            <m:t>+</m:t>
+          </m:r>
+          <m:sSub>
+            <m:e>
+              <m:r>
+                <m:rPr>
+                  <m:sty m:val="i"/>
+                </m:rPr>
+                <m:t>q</m:t>
+              </m:r>
+            </m:e>
+            <m:sub>
+              <m:r>
+                <m:rPr>
+                  <m:sty m:val="p"/>
+                </m:rPr>
+                <m:t>2</m:t>
+              </m:r>
+            </m:sub>
+          </m:sSub>
+          <m:r>
+            <m:rPr>
+              <m:sty m:val="p"/>
+            </m:rPr>
+            <m:t>)</m:t>
+          </m:r>
+          <m:r>
+            <m:rPr>
+              <m:sty m:val="p"/>
+            </m:rPr>
+            <m:t>,</m:t>
+          </m:r>
+        </m:oMath>
+      </m:oMathPara>
+    </w:p>
+    <w:p>
+      <w:pPr>
+        <w:keepLines/>
+        <w:spacing w:before="40" w:after="40"/>
+        <w:ind w:firstLine="0"/>
+        <w:jc w:val="center"/>
+      </w:pPr>
+      <m:oMathPara>
+        <m:oMathParaPr>
+          <m:jc m:val="center"/>
+        </m:oMathParaPr>
+        <m:oMath>
+          <m:r>
+            <m:rPr>
+              <m:sty m:val="i"/>
+            </m:rPr>
+            <m:t>z</m:t>
+          </m:r>
+          <m:r>
+            <m:rPr>
+              <m:sty m:val="p"/>
+            </m:rPr>
+            <m:t xml:space="preserve"> </m:t>
+          </m:r>
+          <m:r>
+            <m:rPr>
+              <m:sty m:val="p"/>
+            </m:rPr>
+            <m:t>=</m:t>
+          </m:r>
+          <m:r>
+            <m:rPr>
+              <m:sty m:val="p"/>
+            </m:rPr>
+            <m:t xml:space="preserve"> </m:t>
+          </m:r>
+          <m:sSub>
+            <m:e>
+              <m:r>
+                <m:rPr>
+                  <m:sty m:val="i"/>
+                </m:rPr>
+                <m:t>z</m:t>
+              </m:r>
+            </m:e>
+            <m:sub>
+              <m:r>
+                <m:rPr>
+                  <m:sty m:val="i"/>
+                </m:rPr>
+                <m:t>b</m:t>
+              </m:r>
+            </m:sub>
+          </m:sSub>
+          <m:r>
+            <m:rPr>
+              <m:sty m:val="p"/>
+            </m:rPr>
+            <m:t xml:space="preserve"> </m:t>
+          </m:r>
+          <m:r>
+            <m:rPr>
+              <m:sty m:val="p"/>
+            </m:rPr>
+            <m:t>+</m:t>
+          </m:r>
+          <m:r>
+            <m:rPr>
+              <m:sty m:val="p"/>
+            </m:rPr>
+            <m:t xml:space="preserve"> </m:t>
+          </m:r>
+          <m:r>
+            <m:rPr>
+              <m:sty m:val="p"/>
+            </m:rPr>
+            <m:t>0,103</m:t>
+          </m:r>
+          <m:r>
+            <m:rPr>
+              <m:sty m:val="p"/>
+            </m:rPr>
+            <m:t xml:space="preserve"> </m:t>
+          </m:r>
+          <m:r>
+            <m:rPr>
+              <m:sty m:val="p"/>
+            </m:rPr>
+            <m:t>-</m:t>
+          </m:r>
+          <m:r>
+            <m:rPr>
+              <m:sty m:val="p"/>
+            </m:rPr>
+            <m:t xml:space="preserve"> </m:t>
+          </m:r>
+          <m:sSub>
+            <m:e>
+              <m:r>
+                <m:rPr>
+                  <m:sty m:val="i"/>
+                </m:rPr>
+                <m:t>q</m:t>
+              </m:r>
+            </m:e>
+            <m:sub>
+              <m:r>
+                <m:rPr>
+                  <m:sty m:val="p"/>
+                </m:rPr>
+                <m:t>3</m:t>
+              </m:r>
+            </m:sub>
+          </m:sSub>
+          <m:r>
+            <m:rPr>
+              <m:sty m:val="p"/>
+            </m:rPr>
+            <m:t>,</m:t>
+          </m:r>
+        </m:oMath>
+      </m:oMathPara>
+    </w:p>
+    <w:p>
+      <w:pPr>
+        <w:keepLines/>
+        <w:spacing w:before="40" w:after="40"/>
+        <w:ind w:firstLine="0"/>
+        <w:jc w:val="center"/>
+      </w:pPr>
+      <m:oMathPara>
+        <m:oMathParaPr>
+          <m:jc m:val="center"/>
+        </m:oMathParaPr>
+        <m:oMath>
+          <m:r>
+            <m:rPr>
+              <m:sty m:val="i"/>
+            </m:rPr>
+            <m:t>ψ</m:t>
+          </m:r>
+          <m:r>
+            <m:rPr>
+              <m:sty m:val="p"/>
+            </m:rPr>
+            <m:t xml:space="preserve"> </m:t>
+          </m:r>
+          <m:r>
+            <m:rPr>
+              <m:sty m:val="p"/>
+            </m:rPr>
+            <m:t>=</m:t>
+          </m:r>
+          <m:r>
+            <m:rPr>
+              <m:sty m:val="p"/>
+            </m:rPr>
+            <m:t xml:space="preserve"> </m:t>
+          </m:r>
+          <m:r>
+            <m:rPr>
+              <m:sty m:val="p"/>
+            </m:rPr>
+            <m:t>wrap</m:t>
+          </m:r>
+          <m:r>
+            <m:rPr>
+              <m:sty m:val="p"/>
+            </m:rPr>
+            <m:t>(</m:t>
+          </m:r>
+          <m:sSub>
+            <m:e>
+              <m:r>
+                <m:rPr>
+                  <m:sty m:val="i"/>
+                </m:rPr>
+                <m:t>q</m:t>
+              </m:r>
+            </m:e>
+            <m:sub>
+              <m:r>
+                <m:rPr>
+                  <m:sty m:val="p"/>
+                </m:rPr>
+                <m:t>1</m:t>
+              </m:r>
+            </m:sub>
+          </m:sSub>
+          <m:r>
+            <m:rPr>
+              <m:sty m:val="p"/>
+            </m:rPr>
+            <m:t>+</m:t>
+          </m:r>
+          <m:sSub>
+            <m:e>
+              <m:r>
+                <m:rPr>
+                  <m:sty m:val="i"/>
+                </m:rPr>
+                <m:t>q</m:t>
+              </m:r>
+            </m:e>
+            <m:sub>
+              <m:r>
+                <m:rPr>
+                  <m:sty m:val="p"/>
+                </m:rPr>
+                <m:t>2</m:t>
+              </m:r>
+            </m:sub>
+          </m:sSub>
+          <m:r>
+            <m:rPr>
+              <m:sty m:val="p"/>
+            </m:rPr>
+            <m:t>+</m:t>
+          </m:r>
+          <m:sSub>
+            <m:e>
+              <m:r>
+                <m:rPr>
+                  <m:sty m:val="i"/>
+                </m:rPr>
+                <m:t>q</m:t>
+              </m:r>
+            </m:e>
+            <m:sub>
+              <m:r>
+                <m:rPr>
+                  <m:sty m:val="p"/>
+                </m:rPr>
+                <m:t>4</m:t>
+              </m:r>
+            </m:sub>
+          </m:sSub>
+          <m:r>
+            <m:rPr>
+              <m:sty m:val="p"/>
+            </m:rPr>
+            <m:t>)</m:t>
+          </m:r>
+          <m:r>
+            <m:rPr>
+              <m:sty m:val="p"/>
+            </m:rPr>
+            <m:t>.</m:t>
+          </m:r>
+        </m:oMath>
+      </m:oMathPara>
     </w:p>
     <w:p>
       <w:pPr>
@@ -7060,14 +8250,38 @@
         </w:rPr>
         <w:t xml:space="preserve">При </w:t>
       </w:r>
-      <w:r>
-        <w:rPr>
-          <w:rFonts w:ascii="Consolas" w:hAnsi="Consolas" w:eastAsia="Consolas" w:cs="Consolas"/>
-          <w:sz w:val="24"/>
-          <w:lang w:val="ru-RU"/>
-        </w:rPr>
-        <w:t>q3=0</w:t>
-      </w:r>
+      <m:oMath>
+        <m:sSub>
+          <m:e>
+            <m:r>
+              <m:rPr>
+                <m:sty m:val="i"/>
+              </m:rPr>
+              <m:t>q</m:t>
+            </m:r>
+          </m:e>
+          <m:sub>
+            <m:r>
+              <m:rPr>
+                <m:sty m:val="p"/>
+              </m:rPr>
+              <m:t>3</m:t>
+            </m:r>
+          </m:sub>
+        </m:sSub>
+        <m:r>
+          <m:rPr>
+            <m:sty m:val="p"/>
+          </m:rPr>
+          <m:t>=</m:t>
+        </m:r>
+        <m:r>
+          <m:rPr>
+            <m:sty m:val="p"/>
+          </m:rPr>
+          <m:t>0</m:t>
+        </m:r>
+      </m:oMath>
       <w:r>
         <w:rPr>
           <w:rFonts w:ascii="Times New Roman" w:hAnsi="Times New Roman" w:eastAsia="Times New Roman" w:cs="Times New Roman"/>
@@ -7092,14 +8306,56 @@
         </w:rPr>
         <w:t xml:space="preserve">Аналитический якобиан связывает скорости TCP со скоростями суставов. Его плоский блок XY вырождается при </w:t>
       </w:r>
-      <w:r>
-        <w:rPr>
-          <w:rFonts w:ascii="Consolas" w:hAnsi="Consolas" w:eastAsia="Consolas" w:cs="Consolas"/>
-          <w:sz w:val="24"/>
-          <w:lang w:val="ru-RU"/>
-        </w:rPr>
-        <w:t>sin(q2)=0</w:t>
-      </w:r>
+      <m:oMath>
+        <m:r>
+          <m:rPr>
+            <m:sty m:val="p"/>
+          </m:rPr>
+          <m:t>sin</m:t>
+        </m:r>
+        <m:r>
+          <m:rPr>
+            <m:sty m:val="p"/>
+          </m:rPr>
+          <m:t>(</m:t>
+        </m:r>
+        <m:sSub>
+          <m:e>
+            <m:r>
+              <m:rPr>
+                <m:sty m:val="i"/>
+              </m:rPr>
+              <m:t>q</m:t>
+            </m:r>
+          </m:e>
+          <m:sub>
+            <m:r>
+              <m:rPr>
+                <m:sty m:val="p"/>
+              </m:rPr>
+              <m:t>2</m:t>
+            </m:r>
+          </m:sub>
+        </m:sSub>
+        <m:r>
+          <m:rPr>
+            <m:sty m:val="p"/>
+          </m:rPr>
+          <m:t>)</m:t>
+        </m:r>
+        <m:r>
+          <m:rPr>
+            <m:sty m:val="p"/>
+          </m:rPr>
+          <m:t>=</m:t>
+        </m:r>
+        <m:r>
+          <m:rPr>
+            <m:sty m:val="p"/>
+          </m:rPr>
+          <m:t>0</m:t>
+        </m:r>
+      </m:oMath>
       <w:r>
         <w:rPr>
           <w:rFonts w:ascii="Times New Roman" w:hAnsi="Times New Roman" w:eastAsia="Times New Roman" w:cs="Times New Roman"/>
@@ -7108,14 +8364,38 @@
         </w:rPr>
         <w:t xml:space="preserve">; вытянутое положение </w:t>
       </w:r>
-      <w:r>
-        <w:rPr>
-          <w:rFonts w:ascii="Consolas" w:hAnsi="Consolas" w:eastAsia="Consolas" w:cs="Consolas"/>
-          <w:sz w:val="24"/>
-          <w:lang w:val="ru-RU"/>
-        </w:rPr>
-        <w:t>q2=0</w:t>
-      </w:r>
+      <m:oMath>
+        <m:sSub>
+          <m:e>
+            <m:r>
+              <m:rPr>
+                <m:sty m:val="i"/>
+              </m:rPr>
+              <m:t>q</m:t>
+            </m:r>
+          </m:e>
+          <m:sub>
+            <m:r>
+              <m:rPr>
+                <m:sty m:val="p"/>
+              </m:rPr>
+              <m:t>2</m:t>
+            </m:r>
+          </m:sub>
+        </m:sSub>
+        <m:r>
+          <m:rPr>
+            <m:sty m:val="p"/>
+          </m:rPr>
+          <m:t>=</m:t>
+        </m:r>
+        <m:r>
+          <m:rPr>
+            <m:sty m:val="p"/>
+          </m:rPr>
+          <m:t>0</m:t>
+        </m:r>
+      </m:oMath>
       <w:r>
         <w:rPr>
           <w:rFonts w:ascii="Times New Roman" w:hAnsi="Times New Roman" w:eastAsia="Times New Roman" w:cs="Times New Roman"/>
@@ -7124,14 +8404,68 @@
         </w:rPr>
         <w:t xml:space="preserve"> допустимо, но отмечается как близкое к сингулярности при </w:t>
       </w:r>
-      <w:r>
-        <w:rPr>
-          <w:rFonts w:ascii="Consolas" w:hAnsi="Consolas" w:eastAsia="Consolas" w:cs="Consolas"/>
-          <w:sz w:val="24"/>
-          <w:lang w:val="ru-RU"/>
-        </w:rPr>
-        <w:t>|sin(q2)|≤0,05</w:t>
-      </w:r>
+      <m:oMath>
+        <m:r>
+          <m:rPr>
+            <m:sty m:val="p"/>
+          </m:rPr>
+          <m:t>|</m:t>
+        </m:r>
+        <m:r>
+          <m:rPr>
+            <m:sty m:val="p"/>
+          </m:rPr>
+          <m:t>sin</m:t>
+        </m:r>
+        <m:r>
+          <m:rPr>
+            <m:sty m:val="p"/>
+          </m:rPr>
+          <m:t>(</m:t>
+        </m:r>
+        <m:sSub>
+          <m:e>
+            <m:r>
+              <m:rPr>
+                <m:sty m:val="i"/>
+              </m:rPr>
+              <m:t>q</m:t>
+            </m:r>
+          </m:e>
+          <m:sub>
+            <m:r>
+              <m:rPr>
+                <m:sty m:val="p"/>
+              </m:rPr>
+              <m:t>2</m:t>
+            </m:r>
+          </m:sub>
+        </m:sSub>
+        <m:r>
+          <m:rPr>
+            <m:sty m:val="p"/>
+          </m:rPr>
+          <m:t>)</m:t>
+        </m:r>
+        <m:r>
+          <m:rPr>
+            <m:sty m:val="p"/>
+          </m:rPr>
+          <m:t>|</m:t>
+        </m:r>
+        <m:r>
+          <m:rPr>
+            <m:sty m:val="p"/>
+          </m:rPr>
+          <m:t>≤</m:t>
+        </m:r>
+        <m:r>
+          <m:rPr>
+            <m:sty m:val="p"/>
+          </m:rPr>
+          <m:t>0,05</m:t>
+        </m:r>
+      </m:oMath>
       <w:r>
         <w:rPr>
           <w:rFonts w:ascii="Times New Roman" w:hAnsi="Times New Roman" w:eastAsia="Times New Roman" w:cs="Times New Roman"/>
@@ -7178,18 +8512,900 @@
     <w:p>
       <w:pPr>
         <w:keepLines/>
-        <w:spacing w:before="60" w:after="60"/>
+        <w:spacing w:before="40" w:after="40"/>
         <w:ind w:firstLine="0"/>
         <w:jc w:val="center"/>
       </w:pPr>
-      <w:r>
-        <w:rPr>
-          <w:rFonts w:ascii="Cambria Math" w:hAnsi="Cambria Math" w:eastAsia="Cambria Math" w:cs="Cambria Math"/>
-          <w:sz w:val="24"/>
-          <w:lang w:val="ru-RU"/>
-        </w:rPr>
-        <w:t>c_2 = ((x-x_b)^2+(y-y_b)^2-L_1^2-L_2^2)/(2 L_1 L_2), q_2 = ± arccos(c_2), q_1 = atan2(y-y_b,x-x_b)-atan2(L_2 sin(q_2),L_1+L_2 cos(q_2)), q_3 = z_b+0,103-z, q_4 = ψ-q_1-q_2.</w:t>
-      </w:r>
+      <m:oMathPara>
+        <m:oMathParaPr>
+          <m:jc m:val="center"/>
+        </m:oMathParaPr>
+        <m:oMath>
+          <m:sSub>
+            <m:e>
+              <m:r>
+                <m:rPr>
+                  <m:sty m:val="i"/>
+                </m:rPr>
+                <m:t>c</m:t>
+              </m:r>
+            </m:e>
+            <m:sub>
+              <m:r>
+                <m:rPr>
+                  <m:sty m:val="p"/>
+                </m:rPr>
+                <m:t>2</m:t>
+              </m:r>
+            </m:sub>
+          </m:sSub>
+          <m:r>
+            <m:rPr>
+              <m:sty m:val="p"/>
+            </m:rPr>
+            <m:t xml:space="preserve"> </m:t>
+          </m:r>
+          <m:r>
+            <m:rPr>
+              <m:sty m:val="p"/>
+            </m:rPr>
+            <m:t>=</m:t>
+          </m:r>
+          <m:r>
+            <m:rPr>
+              <m:sty m:val="p"/>
+            </m:rPr>
+            <m:t xml:space="preserve"> </m:t>
+          </m:r>
+          <m:f>
+            <m:fPr>
+              <m:type m:val="bar"/>
+            </m:fPr>
+            <m:num>
+              <m:r>
+                <m:rPr>
+                  <m:sty m:val="p"/>
+                </m:rPr>
+                <m:t>(</m:t>
+              </m:r>
+              <m:r>
+                <m:rPr>
+                  <m:sty m:val="i"/>
+                </m:rPr>
+                <m:t>x</m:t>
+              </m:r>
+              <m:r>
+                <m:rPr>
+                  <m:sty m:val="p"/>
+                </m:rPr>
+                <m:t>-</m:t>
+              </m:r>
+              <m:sSub>
+                <m:e>
+                  <m:r>
+                    <m:rPr>
+                      <m:sty m:val="i"/>
+                    </m:rPr>
+                    <m:t>x</m:t>
+                  </m:r>
+                </m:e>
+                <m:sub>
+                  <m:r>
+                    <m:rPr>
+                      <m:sty m:val="i"/>
+                    </m:rPr>
+                    <m:t>b</m:t>
+                  </m:r>
+                </m:sub>
+              </m:sSub>
+              <m:sSup>
+                <m:e>
+                  <m:r>
+                    <m:rPr>
+                      <m:sty m:val="p"/>
+                    </m:rPr>
+                    <m:t>)</m:t>
+                  </m:r>
+                </m:e>
+                <m:sup>
+                  <m:r>
+                    <m:rPr>
+                      <m:sty m:val="p"/>
+                    </m:rPr>
+                    <m:t>2</m:t>
+                  </m:r>
+                </m:sup>
+              </m:sSup>
+              <m:r>
+                <m:rPr>
+                  <m:sty m:val="p"/>
+                </m:rPr>
+                <m:t>+</m:t>
+              </m:r>
+              <m:r>
+                <m:rPr>
+                  <m:sty m:val="p"/>
+                </m:rPr>
+                <m:t>(</m:t>
+              </m:r>
+              <m:r>
+                <m:rPr>
+                  <m:sty m:val="i"/>
+                </m:rPr>
+                <m:t>y</m:t>
+              </m:r>
+              <m:r>
+                <m:rPr>
+                  <m:sty m:val="p"/>
+                </m:rPr>
+                <m:t>-</m:t>
+              </m:r>
+              <m:sSub>
+                <m:e>
+                  <m:r>
+                    <m:rPr>
+                      <m:sty m:val="i"/>
+                    </m:rPr>
+                    <m:t>y</m:t>
+                  </m:r>
+                </m:e>
+                <m:sub>
+                  <m:r>
+                    <m:rPr>
+                      <m:sty m:val="i"/>
+                    </m:rPr>
+                    <m:t>b</m:t>
+                  </m:r>
+                </m:sub>
+              </m:sSub>
+              <m:sSup>
+                <m:e>
+                  <m:r>
+                    <m:rPr>
+                      <m:sty m:val="p"/>
+                    </m:rPr>
+                    <m:t>)</m:t>
+                  </m:r>
+                </m:e>
+                <m:sup>
+                  <m:r>
+                    <m:rPr>
+                      <m:sty m:val="p"/>
+                    </m:rPr>
+                    <m:t>2</m:t>
+                  </m:r>
+                </m:sup>
+              </m:sSup>
+              <m:r>
+                <m:rPr>
+                  <m:sty m:val="p"/>
+                </m:rPr>
+                <m:t>-</m:t>
+              </m:r>
+              <m:sSubSup>
+                <m:e>
+                  <m:r>
+                    <m:rPr>
+                      <m:sty m:val="i"/>
+                    </m:rPr>
+                    <m:t>L</m:t>
+                  </m:r>
+                </m:e>
+                <m:sub>
+                  <m:r>
+                    <m:rPr>
+                      <m:sty m:val="p"/>
+                    </m:rPr>
+                    <m:t>1</m:t>
+                  </m:r>
+                </m:sub>
+                <m:sup>
+                  <m:r>
+                    <m:rPr>
+                      <m:sty m:val="p"/>
+                    </m:rPr>
+                    <m:t>2</m:t>
+                  </m:r>
+                </m:sup>
+              </m:sSubSup>
+              <m:r>
+                <m:rPr>
+                  <m:sty m:val="p"/>
+                </m:rPr>
+                <m:t>-</m:t>
+              </m:r>
+              <m:sSubSup>
+                <m:e>
+                  <m:r>
+                    <m:rPr>
+                      <m:sty m:val="i"/>
+                    </m:rPr>
+                    <m:t>L</m:t>
+                  </m:r>
+                </m:e>
+                <m:sub>
+                  <m:r>
+                    <m:rPr>
+                      <m:sty m:val="p"/>
+                    </m:rPr>
+                    <m:t>2</m:t>
+                  </m:r>
+                </m:sub>
+                <m:sup>
+                  <m:r>
+                    <m:rPr>
+                      <m:sty m:val="p"/>
+                    </m:rPr>
+                    <m:t>2</m:t>
+                  </m:r>
+                </m:sup>
+              </m:sSubSup>
+            </m:num>
+            <m:den>
+              <m:r>
+                <m:rPr>
+                  <m:sty m:val="p"/>
+                </m:rPr>
+                <m:t>2</m:t>
+              </m:r>
+              <m:sSub>
+                <m:e>
+                  <m:r>
+                    <m:rPr>
+                      <m:sty m:val="i"/>
+                    </m:rPr>
+                    <m:t>L</m:t>
+                  </m:r>
+                </m:e>
+                <m:sub>
+                  <m:r>
+                    <m:rPr>
+                      <m:sty m:val="p"/>
+                    </m:rPr>
+                    <m:t>1</m:t>
+                  </m:r>
+                </m:sub>
+              </m:sSub>
+              <m:sSub>
+                <m:e>
+                  <m:r>
+                    <m:rPr>
+                      <m:sty m:val="i"/>
+                    </m:rPr>
+                    <m:t>L</m:t>
+                  </m:r>
+                </m:e>
+                <m:sub>
+                  <m:r>
+                    <m:rPr>
+                      <m:sty m:val="p"/>
+                    </m:rPr>
+                    <m:t>2</m:t>
+                  </m:r>
+                </m:sub>
+              </m:sSub>
+            </m:den>
+          </m:f>
+          <m:r>
+            <m:rPr>
+              <m:sty m:val="p"/>
+            </m:rPr>
+            <m:t>,</m:t>
+          </m:r>
+        </m:oMath>
+      </m:oMathPara>
+    </w:p>
+    <w:p>
+      <w:pPr>
+        <w:keepLines/>
+        <w:spacing w:before="40" w:after="40"/>
+        <w:ind w:firstLine="0"/>
+        <w:jc w:val="center"/>
+      </w:pPr>
+      <m:oMathPara>
+        <m:oMathParaPr>
+          <m:jc m:val="center"/>
+        </m:oMathParaPr>
+        <m:oMath>
+          <m:sSub>
+            <m:e>
+              <m:r>
+                <m:rPr>
+                  <m:sty m:val="i"/>
+                </m:rPr>
+                <m:t>q</m:t>
+              </m:r>
+            </m:e>
+            <m:sub>
+              <m:r>
+                <m:rPr>
+                  <m:sty m:val="p"/>
+                </m:rPr>
+                <m:t>2</m:t>
+              </m:r>
+            </m:sub>
+          </m:sSub>
+          <m:r>
+            <m:rPr>
+              <m:sty m:val="p"/>
+            </m:rPr>
+            <m:t xml:space="preserve"> </m:t>
+          </m:r>
+          <m:r>
+            <m:rPr>
+              <m:sty m:val="p"/>
+            </m:rPr>
+            <m:t>=</m:t>
+          </m:r>
+          <m:r>
+            <m:rPr>
+              <m:sty m:val="p"/>
+            </m:rPr>
+            <m:t xml:space="preserve"> </m:t>
+          </m:r>
+          <m:r>
+            <m:rPr>
+              <m:sty m:val="p"/>
+            </m:rPr>
+            <m:t>±</m:t>
+          </m:r>
+          <m:r>
+            <m:rPr>
+              <m:sty m:val="p"/>
+            </m:rPr>
+            <m:t>arccos</m:t>
+          </m:r>
+          <m:r>
+            <m:rPr>
+              <m:sty m:val="p"/>
+            </m:rPr>
+            <m:t>(</m:t>
+          </m:r>
+          <m:sSub>
+            <m:e>
+              <m:r>
+                <m:rPr>
+                  <m:sty m:val="i"/>
+                </m:rPr>
+                <m:t>c</m:t>
+              </m:r>
+            </m:e>
+            <m:sub>
+              <m:r>
+                <m:rPr>
+                  <m:sty m:val="p"/>
+                </m:rPr>
+                <m:t>2</m:t>
+              </m:r>
+            </m:sub>
+          </m:sSub>
+          <m:r>
+            <m:rPr>
+              <m:sty m:val="p"/>
+            </m:rPr>
+            <m:t>)</m:t>
+          </m:r>
+          <m:r>
+            <m:rPr>
+              <m:sty m:val="p"/>
+            </m:rPr>
+            <m:t>,</m:t>
+          </m:r>
+        </m:oMath>
+      </m:oMathPara>
+    </w:p>
+    <w:p>
+      <w:pPr>
+        <w:keepLines/>
+        <w:spacing w:before="40" w:after="40"/>
+        <w:ind w:firstLine="0"/>
+        <w:jc w:val="center"/>
+      </w:pPr>
+      <m:oMathPara>
+        <m:oMathParaPr>
+          <m:jc m:val="center"/>
+        </m:oMathParaPr>
+        <m:oMath>
+          <m:sSub>
+            <m:e>
+              <m:r>
+                <m:rPr>
+                  <m:sty m:val="i"/>
+                </m:rPr>
+                <m:t>q</m:t>
+              </m:r>
+            </m:e>
+            <m:sub>
+              <m:r>
+                <m:rPr>
+                  <m:sty m:val="p"/>
+                </m:rPr>
+                <m:t>1</m:t>
+              </m:r>
+            </m:sub>
+          </m:sSub>
+          <m:r>
+            <m:rPr>
+              <m:sty m:val="p"/>
+            </m:rPr>
+            <m:t xml:space="preserve"> </m:t>
+          </m:r>
+          <m:r>
+            <m:rPr>
+              <m:sty m:val="p"/>
+            </m:rPr>
+            <m:t>=</m:t>
+          </m:r>
+          <m:r>
+            <m:rPr>
+              <m:sty m:val="p"/>
+            </m:rPr>
+            <m:t xml:space="preserve"> </m:t>
+          </m:r>
+          <m:r>
+            <m:rPr>
+              <m:sty m:val="p"/>
+            </m:rPr>
+            <m:t>atan2</m:t>
+          </m:r>
+          <m:r>
+            <m:rPr>
+              <m:sty m:val="p"/>
+            </m:rPr>
+            <m:t>(</m:t>
+          </m:r>
+          <m:r>
+            <m:rPr>
+              <m:sty m:val="i"/>
+            </m:rPr>
+            <m:t>y</m:t>
+          </m:r>
+          <m:r>
+            <m:rPr>
+              <m:sty m:val="p"/>
+            </m:rPr>
+            <m:t>-</m:t>
+          </m:r>
+          <m:sSub>
+            <m:e>
+              <m:r>
+                <m:rPr>
+                  <m:sty m:val="i"/>
+                </m:rPr>
+                <m:t>y</m:t>
+              </m:r>
+            </m:e>
+            <m:sub>
+              <m:r>
+                <m:rPr>
+                  <m:sty m:val="i"/>
+                </m:rPr>
+                <m:t>b</m:t>
+              </m:r>
+            </m:sub>
+          </m:sSub>
+          <m:r>
+            <m:rPr>
+              <m:sty m:val="p"/>
+            </m:rPr>
+            <m:t>,</m:t>
+          </m:r>
+          <m:r>
+            <m:rPr>
+              <m:sty m:val="i"/>
+            </m:rPr>
+            <m:t>x</m:t>
+          </m:r>
+          <m:r>
+            <m:rPr>
+              <m:sty m:val="p"/>
+            </m:rPr>
+            <m:t>-</m:t>
+          </m:r>
+          <m:sSub>
+            <m:e>
+              <m:r>
+                <m:rPr>
+                  <m:sty m:val="i"/>
+                </m:rPr>
+                <m:t>x</m:t>
+              </m:r>
+            </m:e>
+            <m:sub>
+              <m:r>
+                <m:rPr>
+                  <m:sty m:val="i"/>
+                </m:rPr>
+                <m:t>b</m:t>
+              </m:r>
+            </m:sub>
+          </m:sSub>
+          <m:r>
+            <m:rPr>
+              <m:sty m:val="p"/>
+            </m:rPr>
+            <m:t>)</m:t>
+          </m:r>
+          <m:r>
+            <m:rPr>
+              <m:sty m:val="p"/>
+            </m:rPr>
+            <m:t>-</m:t>
+          </m:r>
+          <m:r>
+            <m:rPr>
+              <m:sty m:val="p"/>
+            </m:rPr>
+            <m:t>atan2</m:t>
+          </m:r>
+          <m:r>
+            <m:rPr>
+              <m:sty m:val="p"/>
+            </m:rPr>
+            <m:t>(</m:t>
+          </m:r>
+          <m:sSub>
+            <m:e>
+              <m:r>
+                <m:rPr>
+                  <m:sty m:val="i"/>
+                </m:rPr>
+                <m:t>L</m:t>
+              </m:r>
+            </m:e>
+            <m:sub>
+              <m:r>
+                <m:rPr>
+                  <m:sty m:val="p"/>
+                </m:rPr>
+                <m:t>2</m:t>
+              </m:r>
+            </m:sub>
+          </m:sSub>
+          <m:r>
+            <m:rPr>
+              <m:sty m:val="p"/>
+            </m:rPr>
+            <m:t>sin</m:t>
+          </m:r>
+          <m:r>
+            <m:rPr>
+              <m:sty m:val="p"/>
+            </m:rPr>
+            <m:t>(</m:t>
+          </m:r>
+          <m:sSub>
+            <m:e>
+              <m:r>
+                <m:rPr>
+                  <m:sty m:val="i"/>
+                </m:rPr>
+                <m:t>q</m:t>
+              </m:r>
+            </m:e>
+            <m:sub>
+              <m:r>
+                <m:rPr>
+                  <m:sty m:val="p"/>
+                </m:rPr>
+                <m:t>2</m:t>
+              </m:r>
+            </m:sub>
+          </m:sSub>
+          <m:r>
+            <m:rPr>
+              <m:sty m:val="p"/>
+            </m:rPr>
+            <m:t>)</m:t>
+          </m:r>
+          <m:r>
+            <m:rPr>
+              <m:sty m:val="p"/>
+            </m:rPr>
+            <m:t>,</m:t>
+          </m:r>
+          <m:sSub>
+            <m:e>
+              <m:r>
+                <m:rPr>
+                  <m:sty m:val="i"/>
+                </m:rPr>
+                <m:t>L</m:t>
+              </m:r>
+            </m:e>
+            <m:sub>
+              <m:r>
+                <m:rPr>
+                  <m:sty m:val="p"/>
+                </m:rPr>
+                <m:t>1</m:t>
+              </m:r>
+            </m:sub>
+          </m:sSub>
+          <m:r>
+            <m:rPr>
+              <m:sty m:val="p"/>
+            </m:rPr>
+            <m:t>+</m:t>
+          </m:r>
+          <m:sSub>
+            <m:e>
+              <m:r>
+                <m:rPr>
+                  <m:sty m:val="i"/>
+                </m:rPr>
+                <m:t>L</m:t>
+              </m:r>
+            </m:e>
+            <m:sub>
+              <m:r>
+                <m:rPr>
+                  <m:sty m:val="p"/>
+                </m:rPr>
+                <m:t>2</m:t>
+              </m:r>
+            </m:sub>
+          </m:sSub>
+          <m:r>
+            <m:rPr>
+              <m:sty m:val="p"/>
+            </m:rPr>
+            <m:t>cos</m:t>
+          </m:r>
+          <m:r>
+            <m:rPr>
+              <m:sty m:val="p"/>
+            </m:rPr>
+            <m:t>(</m:t>
+          </m:r>
+          <m:sSub>
+            <m:e>
+              <m:r>
+                <m:rPr>
+                  <m:sty m:val="i"/>
+                </m:rPr>
+                <m:t>q</m:t>
+              </m:r>
+            </m:e>
+            <m:sub>
+              <m:r>
+                <m:rPr>
+                  <m:sty m:val="p"/>
+                </m:rPr>
+                <m:t>2</m:t>
+              </m:r>
+            </m:sub>
+          </m:sSub>
+          <m:r>
+            <m:rPr>
+              <m:sty m:val="p"/>
+            </m:rPr>
+            <m:t>)</m:t>
+          </m:r>
+          <m:r>
+            <m:rPr>
+              <m:sty m:val="p"/>
+            </m:rPr>
+            <m:t>)</m:t>
+          </m:r>
+          <m:r>
+            <m:rPr>
+              <m:sty m:val="p"/>
+            </m:rPr>
+            <m:t>,</m:t>
+          </m:r>
+        </m:oMath>
+      </m:oMathPara>
+    </w:p>
+    <w:p>
+      <w:pPr>
+        <w:keepLines/>
+        <w:spacing w:before="40" w:after="40"/>
+        <w:ind w:firstLine="0"/>
+        <w:jc w:val="center"/>
+      </w:pPr>
+      <m:oMathPara>
+        <m:oMathParaPr>
+          <m:jc m:val="center"/>
+        </m:oMathParaPr>
+        <m:oMath>
+          <m:sSub>
+            <m:e>
+              <m:r>
+                <m:rPr>
+                  <m:sty m:val="i"/>
+                </m:rPr>
+                <m:t>q</m:t>
+              </m:r>
+            </m:e>
+            <m:sub>
+              <m:r>
+                <m:rPr>
+                  <m:sty m:val="p"/>
+                </m:rPr>
+                <m:t>3</m:t>
+              </m:r>
+            </m:sub>
+          </m:sSub>
+          <m:r>
+            <m:rPr>
+              <m:sty m:val="p"/>
+            </m:rPr>
+            <m:t xml:space="preserve"> </m:t>
+          </m:r>
+          <m:r>
+            <m:rPr>
+              <m:sty m:val="p"/>
+            </m:rPr>
+            <m:t>=</m:t>
+          </m:r>
+          <m:r>
+            <m:rPr>
+              <m:sty m:val="p"/>
+            </m:rPr>
+            <m:t xml:space="preserve"> </m:t>
+          </m:r>
+          <m:sSub>
+            <m:e>
+              <m:r>
+                <m:rPr>
+                  <m:sty m:val="i"/>
+                </m:rPr>
+                <m:t>z</m:t>
+              </m:r>
+            </m:e>
+            <m:sub>
+              <m:r>
+                <m:rPr>
+                  <m:sty m:val="i"/>
+                </m:rPr>
+                <m:t>b</m:t>
+              </m:r>
+            </m:sub>
+          </m:sSub>
+          <m:r>
+            <m:rPr>
+              <m:sty m:val="p"/>
+            </m:rPr>
+            <m:t>+</m:t>
+          </m:r>
+          <m:r>
+            <m:rPr>
+              <m:sty m:val="p"/>
+            </m:rPr>
+            <m:t>0,103</m:t>
+          </m:r>
+          <m:r>
+            <m:rPr>
+              <m:sty m:val="p"/>
+            </m:rPr>
+            <m:t>-</m:t>
+          </m:r>
+          <m:r>
+            <m:rPr>
+              <m:sty m:val="i"/>
+            </m:rPr>
+            <m:t>z</m:t>
+          </m:r>
+          <m:r>
+            <m:rPr>
+              <m:sty m:val="p"/>
+            </m:rPr>
+            <m:t>,</m:t>
+          </m:r>
+        </m:oMath>
+      </m:oMathPara>
+    </w:p>
+    <w:p>
+      <w:pPr>
+        <w:keepLines/>
+        <w:spacing w:before="40" w:after="40"/>
+        <w:ind w:firstLine="0"/>
+        <w:jc w:val="center"/>
+      </w:pPr>
+      <m:oMathPara>
+        <m:oMathParaPr>
+          <m:jc m:val="center"/>
+        </m:oMathParaPr>
+        <m:oMath>
+          <m:sSub>
+            <m:e>
+              <m:r>
+                <m:rPr>
+                  <m:sty m:val="i"/>
+                </m:rPr>
+                <m:t>q</m:t>
+              </m:r>
+            </m:e>
+            <m:sub>
+              <m:r>
+                <m:rPr>
+                  <m:sty m:val="p"/>
+                </m:rPr>
+                <m:t>4</m:t>
+              </m:r>
+            </m:sub>
+          </m:sSub>
+          <m:r>
+            <m:rPr>
+              <m:sty m:val="p"/>
+            </m:rPr>
+            <m:t xml:space="preserve"> </m:t>
+          </m:r>
+          <m:r>
+            <m:rPr>
+              <m:sty m:val="p"/>
+            </m:rPr>
+            <m:t>=</m:t>
+          </m:r>
+          <m:r>
+            <m:rPr>
+              <m:sty m:val="p"/>
+            </m:rPr>
+            <m:t xml:space="preserve"> </m:t>
+          </m:r>
+          <m:r>
+            <m:rPr>
+              <m:sty m:val="i"/>
+            </m:rPr>
+            <m:t>ψ</m:t>
+          </m:r>
+          <m:r>
+            <m:rPr>
+              <m:sty m:val="p"/>
+            </m:rPr>
+            <m:t>-</m:t>
+          </m:r>
+          <m:sSub>
+            <m:e>
+              <m:r>
+                <m:rPr>
+                  <m:sty m:val="i"/>
+                </m:rPr>
+                <m:t>q</m:t>
+              </m:r>
+            </m:e>
+            <m:sub>
+              <m:r>
+                <m:rPr>
+                  <m:sty m:val="p"/>
+                </m:rPr>
+                <m:t>1</m:t>
+              </m:r>
+            </m:sub>
+          </m:sSub>
+          <m:r>
+            <m:rPr>
+              <m:sty m:val="p"/>
+            </m:rPr>
+            <m:t>-</m:t>
+          </m:r>
+          <m:sSub>
+            <m:e>
+              <m:r>
+                <m:rPr>
+                  <m:sty m:val="i"/>
+                </m:rPr>
+                <m:t>q</m:t>
+              </m:r>
+            </m:e>
+            <m:sub>
+              <m:r>
+                <m:rPr>
+                  <m:sty m:val="p"/>
+                </m:rPr>
+                <m:t>2</m:t>
+              </m:r>
+            </m:sub>
+          </m:sSub>
+          <m:r>
+            <m:rPr>
+              <m:sty m:val="p"/>
+            </m:rPr>
+            <m:t>.</m:t>
+          </m:r>
+        </m:oMath>
+      </m:oMathPara>
     </w:p>
     <w:p>
       <w:pPr>
@@ -7206,21 +9422,64 @@
         </w:rPr>
         <w:t xml:space="preserve">Для каждой ветви локтя отдельно проверяется достижимость цели. Если геометрия невозможна, IK возвращает отказ; значение </w:t>
       </w:r>
-      <w:r>
-        <w:rPr>
-          <w:rFonts w:ascii="Consolas" w:hAnsi="Consolas" w:eastAsia="Consolas" w:cs="Consolas"/>
-          <w:sz w:val="24"/>
-          <w:lang w:val="ru-RU"/>
-        </w:rPr>
-        <w:t>c2</w:t>
-      </w:r>
-      <w:r>
-        <w:rPr>
-          <w:rFonts w:ascii="Times New Roman" w:hAnsi="Times New Roman" w:eastAsia="Times New Roman" w:cs="Times New Roman"/>
-          <w:sz w:val="24"/>
-          <w:lang w:val="ru-RU"/>
-        </w:rPr>
-        <w:t xml:space="preserve"> корректируется только при ошибке округления не более 10⁻¹². Затем проверяются ограничения суставов модели J1/J2/J3/J4. Для квадратной детали yaw можно считать эквивалентным с периодом π/2, если поворот допустим условиями задачи. Из допустимых конфигураций выбирается та, у которой нормированное изменение относительно текущего положения минимально. Кандидат дополнительно проверяется независимым расчетом FK; превышение численного допуска означает ошибку, а не достижимую цель. Метод соответствует стандартной постановке прямой и обратной кинематики последовательного манипулятора [1].</w:t>
+      <m:oMath>
+        <m:sSub>
+          <m:e>
+            <m:r>
+              <m:rPr>
+                <m:sty m:val="i"/>
+              </m:rPr>
+              <m:t>c</m:t>
+            </m:r>
+          </m:e>
+          <m:sub>
+            <m:r>
+              <m:rPr>
+                <m:sty m:val="p"/>
+              </m:rPr>
+              <m:t>2</m:t>
+            </m:r>
+          </m:sub>
+        </m:sSub>
+      </m:oMath>
+      <w:r>
+        <w:rPr>
+          <w:rFonts w:ascii="Times New Roman" w:hAnsi="Times New Roman" w:eastAsia="Times New Roman" w:cs="Times New Roman"/>
+          <w:sz w:val="24"/>
+          <w:lang w:val="ru-RU"/>
+        </w:rPr>
+        <w:t xml:space="preserve"> корректируется только при ошибке округления не более 10⁻¹². Затем проверяются ограничения суставов модели J1/J2/J3/J4. Для квадратной детали yaw можно считать эквивалентным с периодом </w:t>
+      </w:r>
+      <m:oMath>
+        <m:f>
+          <m:fPr>
+            <m:type m:val="bar"/>
+          </m:fPr>
+          <m:num>
+            <m:r>
+              <m:rPr>
+                <m:sty m:val="i"/>
+              </m:rPr>
+              <m:t>π</m:t>
+            </m:r>
+          </m:num>
+          <m:den>
+            <m:r>
+              <m:rPr>
+                <m:sty m:val="p"/>
+              </m:rPr>
+              <m:t>2</m:t>
+            </m:r>
+          </m:den>
+        </m:f>
+      </m:oMath>
+      <w:r>
+        <w:rPr>
+          <w:rFonts w:ascii="Times New Roman" w:hAnsi="Times New Roman" w:eastAsia="Times New Roman" w:cs="Times New Roman"/>
+          <w:sz w:val="24"/>
+          <w:lang w:val="ru-RU"/>
+        </w:rPr>
+        <w:t>, если поворот допустим условиями задачи. Из допустимых конфигураций выбирается та, у которой нормированное изменение относительно текущего положения минимально. Кандидат дополнительно проверяется независимым расчетом FK; превышение численного допуска означает ошибку, а не достижимую цель. Метод соответствует стандартной постановке прямой и обратной кинематики последовательного манипулятора [1].</w:t>
       </w:r>
     </w:p>
     <w:p>
@@ -7939,14 +10198,58 @@
         </w:rPr>
         <w:t xml:space="preserve">Для первичной сегментации кадр сравнивается с фоном в пространстве CIE Lab: пиксель относится к кандидату при </w:t>
       </w:r>
-      <w:r>
-        <w:rPr>
-          <w:rFonts w:ascii="Consolas" w:hAnsi="Consolas" w:eastAsia="Consolas" w:cs="Consolas"/>
-          <w:sz w:val="24"/>
-          <w:lang w:val="ru-RU"/>
-        </w:rPr>
-        <w:t>ΔE*ab ≥ 16</w:t>
-      </w:r>
+      <m:oMath>
+        <m:r>
+          <m:rPr>
+            <m:sty m:val="i"/>
+          </m:rPr>
+          <m:t>Δ</m:t>
+        </m:r>
+        <m:r>
+          <m:rPr>
+            <m:sty m:val="p"/>
+          </m:rPr>
+          <m:t xml:space="preserve"> </m:t>
+        </m:r>
+        <m:sSubSup>
+          <m:e>
+            <m:r>
+              <m:rPr>
+                <m:sty m:val="i"/>
+              </m:rPr>
+              <m:t>E</m:t>
+            </m:r>
+          </m:e>
+          <m:sub>
+            <m:r>
+              <m:rPr>
+                <m:sty m:val="p"/>
+              </m:rPr>
+              <m:t>ab</m:t>
+            </m:r>
+          </m:sub>
+          <m:sup>
+            <m:r>
+              <m:rPr>
+                <m:sty m:val="p"/>
+              </m:rPr>
+              <m:t>*</m:t>
+            </m:r>
+          </m:sup>
+        </m:sSubSup>
+        <m:r>
+          <m:rPr>
+            <m:sty m:val="p"/>
+          </m:rPr>
+          <m:t>≥</m:t>
+        </m:r>
+        <m:r>
+          <m:rPr>
+            <m:sty m:val="p"/>
+          </m:rPr>
+          <m:t>16</m:t>
+        </m:r>
+      </m:oMath>
       <w:r>
         <w:rPr>
           <w:rFonts w:ascii="Times New Roman" w:hAnsi="Times New Roman" w:eastAsia="Times New Roman" w:cs="Times New Roman"/>
@@ -8513,7 +10816,38 @@
           <w:sz w:val="24"/>
           <w:lang w:val="ru-RU"/>
         </w:rPr>
-        <w:t xml:space="preserve">После выделения контура модуль зрения оценивает центр и ориентацию детали в плоскости BASE. Для квадрата yaw определяется по модулю π/2 из-за симметрии. В коде используются документированные операции OpenCV, а пороги цвета закреплены в параметрах проекта [3, 6]. Геометрическая корректность кандидата, метка цвета и уверенность хранятся отдельно. При ошибке кадра </w:t>
+        <w:t xml:space="preserve">После выделения контура модуль зрения оценивает центр и ориентацию детали в плоскости BASE. Для квадрата yaw определяется по модулю </w:t>
+      </w:r>
+      <m:oMath>
+        <m:f>
+          <m:fPr>
+            <m:type m:val="bar"/>
+          </m:fPr>
+          <m:num>
+            <m:r>
+              <m:rPr>
+                <m:sty m:val="i"/>
+              </m:rPr>
+              <m:t>π</m:t>
+            </m:r>
+          </m:num>
+          <m:den>
+            <m:r>
+              <m:rPr>
+                <m:sty m:val="p"/>
+              </m:rPr>
+              <m:t>2</m:t>
+            </m:r>
+          </m:den>
+        </m:f>
+      </m:oMath>
+      <w:r>
+        <w:rPr>
+          <w:rFonts w:ascii="Times New Roman" w:hAnsi="Times New Roman" w:eastAsia="Times New Roman" w:cs="Times New Roman"/>
+          <w:sz w:val="24"/>
+          <w:lang w:val="ru-RU"/>
+        </w:rPr>
+        <w:t xml:space="preserve"> из-за симметрии. В коде используются документированные операции OpenCV, а пороги цвета закреплены в параметрах проекта [3, 6]. Геометрическая корректность кандидата, метка цвета и уверенность хранятся отдельно. При ошибке кадра </w:t>
       </w:r>
       <w:r>
         <w:rPr>
